--- a/skills/templates/traffic_accident_with_vars.docx
+++ b/skills/templates/traffic_accident_with_vars.docx
@@ -2050,6 +2050,13 @@
                 <w:lang w:eastAsia="zh"/>
               </w:rPr>
             </w:pPr>
+            <w:r>
+              <w:rPr>
+                <w:sz w:val="21"/>
+                <w:szCs w:val="21"/>
+              </w:rPr>
+              <w:t>{{accidentFacts}}</w:t>
+            </w:r>
           </w:p>
         </w:tc>
       </w:tr>
@@ -2094,6 +2101,13 @@
                 <w:szCs w:val="28"/>
               </w:rPr>
             </w:pPr>
+            <w:r>
+              <w:rPr>
+                <w:sz w:val="21"/>
+                <w:szCs w:val="21"/>
+              </w:rPr>
+              <w:t>{{liabilityDetermination}}</w:t>
+            </w:r>
           </w:p>
         </w:tc>
       </w:tr>
@@ -2140,6 +2154,13 @@
                 <w:lang w:eastAsia="zh"/>
               </w:rPr>
             </w:pPr>
+            <w:r>
+              <w:rPr>
+                <w:sz w:val="21"/>
+                <w:szCs w:val="21"/>
+              </w:rPr>
+              <w:t>{{insuranceStatus}}</w:t>
+            </w:r>
           </w:p>
         </w:tc>
       </w:tr>
@@ -2186,6 +2207,13 @@
                 <w:lang w:eastAsia="zh"/>
               </w:rPr>
             </w:pPr>
+            <w:r>
+              <w:rPr>
+                <w:sz w:val="21"/>
+                <w:szCs w:val="21"/>
+              </w:rPr>
+              <w:t>{{otherFacts}}</w:t>
+            </w:r>
           </w:p>
         </w:tc>
       </w:tr>

--- a/skills/templates/traffic_accident_with_vars.docx
+++ b/skills/templates/traffic_accident_with_vars.docx
@@ -292,7 +292,7 @@
                 <w:sz w:val="21"/>
                 <w:szCs w:val="21"/>
               </w:rPr>
-              <w:t>姓名：{{plaintiffName}}</w:t>
+              <w:t>姓名：{plaintiffName}</w:t>
             </w:r>
             <w:r>
               <w:rPr>
@@ -614,7 +614,7 @@
                 <w:sz w:val="21"/>
                 <w:szCs w:val="21"/>
               </w:rPr>
-              <w:t>姓名：{{defendant1Name}}</w:t>
+              <w:t>姓名：{defendant1Name}</w:t>
             </w:r>
           </w:p>
           <w:p>
@@ -864,7 +864,7 @@
                 <w:sz w:val="21"/>
                 <w:szCs w:val="21"/>
               </w:rPr>
-              <w:t>姓名：{{defendant2Name}}</w:t>
+              <w:t>姓名：{defendant2Name}</w:t>
             </w:r>
             <w:r>
               <w:rPr>
@@ -1108,7 +1108,7 @@
                 <w:sz w:val="21"/>
                 <w:szCs w:val="21"/>
               </w:rPr>
-              <w:t>名称：{{insurer1Name}}</w:t>
+              <w:t>名称：{insurer1Name}</w:t>
             </w:r>
             <w:r>
               <w:rPr>
@@ -1323,23 +1323,7 @@
                 <w:sz w:val="24"/>
                 <w:szCs w:val="24"/>
               </w:rPr>
-              <w:t>[</w:t>
-            </w:r>
-            <w:r>
-              <w:rPr>
-                <w:rFonts w:ascii="宋体" w:eastAsia="宋体" w:hAnsi="宋体" w:hint="eastAsia"/>
-                <w:sz w:val="24"/>
-                <w:szCs w:val="24"/>
-              </w:rPr>
-              <w:t>{{defendantDriver}}</w:t>
-            </w:r>
-            <w:r>
-              <w:rPr>
-                <w:rFonts w:ascii="宋体" w:eastAsia="宋体" w:hAnsi="宋体"/>
-                <w:sz w:val="24"/>
-                <w:szCs w:val="24"/>
-              </w:rPr>
-              <w:t>]</w:t>
+              <w:t>{defendantDriver}</w:t>
             </w:r>
             <w:r>
               <w:rPr>
@@ -1612,7 +1596,7 @@
                 <w:rFonts w:hint="eastAsia"/>
                 <w:sz w:val="24"/>
               </w:rPr>
-              <w:t>治疗费：{{medicalFeeText}}</w:t>
+              <w:t>治疗费：{medicalFeeText}</w:t>
             </w:r>
           </w:p>
           <w:p>
@@ -1633,7 +1617,7 @@
                 <w:rFonts w:hint="eastAsia"/>
                 <w:sz w:val="24"/>
               </w:rPr>
-              <w:t>后期治疗费：{{futureTreatmentText}}{{medicalFeeText}}</w:t>
+              <w:t>后期治疗费：{futureTreatmentText}{medicalFeeText}</w:t>
             </w:r>
           </w:p>
           <w:p>
@@ -1661,7 +1645,7 @@
                 <w:rFonts w:hint="eastAsia"/>
                 <w:sz w:val="24"/>
               </w:rPr>
-              <w:t xml:space="preserve">：{{hospitalFoodText}}</w:t>
+              <w:t xml:space="preserve">：{hospitalFoodText}</w:t>
             </w:r>
           </w:p>
           <w:p>
@@ -1682,7 +1666,7 @@
                 <w:rFonts w:hint="eastAsia"/>
                 <w:sz w:val="24"/>
               </w:rPr>
-              <w:t>营养费：{{nutritionText}}</w:t>
+              <w:t>营养费：{nutritionText}</w:t>
             </w:r>
           </w:p>
           <w:p>
@@ -1703,7 +1687,7 @@
                 <w:rFonts w:hint="eastAsia"/>
                 <w:sz w:val="24"/>
               </w:rPr>
-              <w:t>误工费：{{lostWageText}}</w:t>
+              <w:t>误工费：{lostWageText}</w:t>
             </w:r>
             <w:r>
               <w:rPr>
@@ -1738,7 +1722,7 @@
                 <w:rFonts w:hint="eastAsia"/>
                 <w:sz w:val="24"/>
               </w:rPr>
-              <w:t xml:space="preserve">{{nursingText}}</w:t>
+              <w:t xml:space="preserve">{nursingText}</w:t>
             </w:r>
           </w:p>
           <w:p>
@@ -1759,7 +1743,7 @@
                 <w:rFonts w:hint="eastAsia"/>
                 <w:sz w:val="24"/>
               </w:rPr>
-              <w:t>残疾赔偿金：{{disabilityCompText}}</w:t>
+              <w:t>残疾赔偿金：{disabilityCompText}</w:t>
             </w:r>
           </w:p>
           <w:p>
@@ -1780,7 +1764,7 @@
                 <w:rFonts w:hint="eastAsia"/>
                 <w:sz w:val="24"/>
               </w:rPr>
-              <w:t>抚养/赡养费：{{dependentText}}</w:t>
+              <w:t>抚养/赡养费：{dependentText}</w:t>
             </w:r>
           </w:p>
           <w:p>
@@ -1801,7 +1785,7 @@
                 <w:rFonts w:hint="eastAsia"/>
                 <w:sz w:val="24"/>
               </w:rPr>
-              <w:t>精神抚慰金：{{mentalCompText}}</w:t>
+              <w:t>精神抚慰金：{mentalCompText}</w:t>
             </w:r>
           </w:p>
           <w:p>
@@ -1829,7 +1813,7 @@
                 <w:rFonts w:hint="eastAsia"/>
                 <w:sz w:val="24"/>
               </w:rPr>
-              <w:t xml:space="preserve">{{trafficFeeText}}</w:t>
+              <w:t xml:space="preserve">{trafficFeeText}</w:t>
             </w:r>
           </w:p>
           <w:p>
@@ -1850,7 +1834,7 @@
                 <w:rFonts w:hint="eastAsia"/>
                 <w:sz w:val="24"/>
               </w:rPr>
-              <w:t>车辆维修费：{{vehicleRepairText}}</w:t>
+              <w:t>车辆维修费：{vehicleRepairText}</w:t>
             </w:r>
           </w:p>
           <w:p>
@@ -1871,7 +1855,7 @@
                 <w:rFonts w:hint="eastAsia"/>
                 <w:sz w:val="24"/>
               </w:rPr>
-              <w:t>鉴定费：{{appraisalFeeText}}</w:t>
+              <w:t>鉴定费：{appraisalFeeText}</w:t>
             </w:r>
             <w:r>
               <w:rPr>
@@ -2055,7 +2039,7 @@
                 <w:sz w:val="21"/>
                 <w:szCs w:val="21"/>
               </w:rPr>
-              <w:t>{{accidentFacts}}</w:t>
+              <w:t>{accidentFacts}</w:t>
             </w:r>
           </w:p>
         </w:tc>
@@ -2106,7 +2090,7 @@
                 <w:sz w:val="21"/>
                 <w:szCs w:val="21"/>
               </w:rPr>
-              <w:t>{{liabilityDetermination}}</w:t>
+              <w:t>{liabilityDetermination}</w:t>
             </w:r>
           </w:p>
         </w:tc>
@@ -2159,7 +2143,7 @@
                 <w:sz w:val="21"/>
                 <w:szCs w:val="21"/>
               </w:rPr>
-              <w:t>{{insuranceStatus}}</w:t>
+              <w:t>{insuranceStatus}</w:t>
             </w:r>
           </w:p>
         </w:tc>
@@ -2212,7 +2196,7 @@
                 <w:sz w:val="21"/>
                 <w:szCs w:val="21"/>
               </w:rPr>
-              <w:t>{{otherFacts}}</w:t>
+              <w:t>{otherFacts}</w:t>
             </w:r>
           </w:p>
         </w:tc>
@@ -2296,7 +2280,7 @@
           <w:sz w:val="32"/>
           <w:szCs w:val="32"/>
         </w:rPr>
-        <w:t xml:space="preserve">具状人：{{plaintiffSignName}}{{plaintiffSignName}}</w:t>
+        <w:t xml:space="preserve">具状人：{plaintiffSignName}</w:t>
       </w:r>
     </w:p>
     <w:p>

--- a/skills/templates/traffic_accident_with_vars.docx
+++ b/skills/templates/traffic_accident_with_vars.docx
@@ -318,7 +318,7 @@
                 <w:sz w:val="21"/>
                 <w:szCs w:val="21"/>
               </w:rPr>
-              <w:t>性别：男</w:t>
+              <w:t xml:space="preserve">性别：{plaintiffGender}</w:t>
             </w:r>
             <w:r>
               <w:rPr>
@@ -442,7 +442,7 @@
                 <w:sz w:val="21"/>
                 <w:szCs w:val="21"/>
               </w:rPr>
-              <w:t>民族：</w:t>
+              <w:t>民族：{plaintiffEthnicity}</w:t>
             </w:r>
             <w:r>
               <w:rPr>
@@ -520,6 +520,14 @@
               </w:rPr>
               <w:t>联系电话：</w:t>
             </w:r>
+            <w:r>
+              <w:rPr>
+                <w:rFonts w:ascii="微软雅黑" w:eastAsia="微软雅黑" w:hAnsi="微软雅黑"/>
+                <w:sz w:val="21"/>
+                <w:szCs w:val="21"/>
+              </w:rPr>
+              <w:t xml:space="preserve">{plaintiffPhone}</w:t>
+            </w:r>
           </w:p>
           <w:p>
             <w:pPr>
@@ -537,6 +545,14 @@
                 <w:szCs w:val="21"/>
               </w:rPr>
               <w:t>住所地（户籍所在地）：</w:t>
+            </w:r>
+            <w:r>
+              <w:rPr>
+                <w:rFonts w:ascii="微软雅黑" w:eastAsia="微软雅黑" w:hAnsi="微软雅黑"/>
+                <w:sz w:val="21"/>
+                <w:szCs w:val="21"/>
+              </w:rPr>
+              <w:t xml:space="preserve">{plaintiffAddress}</w:t>
             </w:r>
           </w:p>
           <w:p>
@@ -632,7 +648,7 @@
                 <w:sz w:val="21"/>
                 <w:szCs w:val="21"/>
               </w:rPr>
-              <w:t>性别：男</w:t>
+              <w:t xml:space="preserve">性别：{defendant1Gender}</w:t>
             </w:r>
             <w:r>
               <w:rPr>
@@ -740,7 +756,7 @@
                 <w:sz w:val="21"/>
                 <w:szCs w:val="21"/>
               </w:rPr>
-              <w:t>民族：</w:t>
+              <w:t>民族：{defendant1Ethnicity}</w:t>
             </w:r>
           </w:p>
           <w:p>
@@ -778,6 +794,14 @@
               </w:rPr>
               <w:t>联系电话：</w:t>
             </w:r>
+            <w:r>
+              <w:rPr>
+                <w:rFonts w:ascii="微软雅黑" w:eastAsia="微软雅黑" w:hAnsi="微软雅黑"/>
+                <w:sz w:val="21"/>
+                <w:szCs w:val="21"/>
+              </w:rPr>
+              <w:t xml:space="preserve">{defendant1Phone}</w:t>
+            </w:r>
           </w:p>
           <w:p>
             <w:pPr>
@@ -796,6 +820,14 @@
               </w:rPr>
               <w:t>住所地（户籍所在地）：</w:t>
             </w:r>
+            <w:r>
+              <w:rPr>
+                <w:rFonts w:ascii="微软雅黑" w:eastAsia="微软雅黑" w:hAnsi="微软雅黑"/>
+                <w:sz w:val="21"/>
+                <w:szCs w:val="21"/>
+              </w:rPr>
+              <w:t xml:space="preserve">{defendant1Address}</w:t>
+            </w:r>
           </w:p>
           <w:p>
             <w:pPr>
@@ -812,7 +844,7 @@
                 <w:sz w:val="21"/>
                 <w:szCs w:val="21"/>
               </w:rPr>
-              <w:t>经常居住地：</w:t>
+              <w:t>经常居住地：{plaintiffResident}</w:t>
             </w:r>
           </w:p>
         </w:tc>
@@ -890,7 +922,7 @@
                 <w:sz w:val="21"/>
                 <w:szCs w:val="21"/>
               </w:rPr>
-              <w:t>性别：男</w:t>
+              <w:t xml:space="preserve">性别：{defendant2Gender}</w:t>
             </w:r>
             <w:r>
               <w:rPr>
@@ -990,7 +1022,7 @@
                 <w:sz w:val="21"/>
                 <w:szCs w:val="21"/>
               </w:rPr>
-              <w:t>民族：</w:t>
+              <w:t>民族：{defendant2Ethnicity}</w:t>
             </w:r>
             <w:r>
               <w:rPr>
@@ -1036,6 +1068,14 @@
               </w:rPr>
               <w:t>住所地（户籍所在地）：</w:t>
             </w:r>
+            <w:r>
+              <w:rPr>
+                <w:rFonts w:ascii="微软雅黑" w:eastAsia="微软雅黑" w:hAnsi="微软雅黑"/>
+                <w:sz w:val="21"/>
+                <w:szCs w:val="21"/>
+              </w:rPr>
+              <w:t xml:space="preserve">{defendant2Address}</w:t>
+            </w:r>
           </w:p>
           <w:p>
             <w:pPr>
@@ -1053,7 +1093,7 @@
                 <w:sz w:val="21"/>
                 <w:szCs w:val="21"/>
               </w:rPr>
-              <w:t>经常居住地：</w:t>
+              <w:t>经常居住地：{defendant1Resident}</w:t>
             </w:r>
           </w:p>
         </w:tc>
@@ -1140,6 +1180,14 @@
             </w:r>
             <w:r>
               <w:rPr>
+                <w:rFonts w:ascii="微软雅黑" w:eastAsia="微软雅黑" w:hAnsi="微软雅黑"/>
+                <w:sz w:val="21"/>
+                <w:szCs w:val="21"/>
+              </w:rPr>
+              <w:t xml:space="preserve">{insurer1Address}</w:t>
+            </w:r>
+            <w:r>
+              <w:rPr>
                 <w:rFonts w:ascii="微软雅黑" w:eastAsia="微软雅黑" w:hAnsi="微软雅黑" w:hint="eastAsia"/>
                 <w:sz w:val="21"/>
                 <w:szCs w:val="21"/>
@@ -1166,6 +1214,14 @@
             </w:r>
             <w:r>
               <w:rPr>
+                <w:rFonts w:ascii="微软雅黑" w:eastAsia="微软雅黑" w:hAnsi="微软雅黑"/>
+                <w:sz w:val="21"/>
+                <w:szCs w:val="21"/>
+              </w:rPr>
+              <w:t xml:space="preserve">{insurer1LegalRep}</w:t>
+            </w:r>
+            <w:r>
+              <w:rPr>
                 <w:rFonts w:ascii="微软雅黑" w:eastAsia="微软雅黑" w:hAnsi="微软雅黑" w:hint="eastAsia"/>
                 <w:sz w:val="21"/>
                 <w:szCs w:val="21"/>
@@ -1221,6 +1277,14 @@
                 <w:szCs w:val="21"/>
               </w:rPr>
               <w:t>统一社会信用代码：</w:t>
+            </w:r>
+            <w:r>
+              <w:rPr>
+                <w:rFonts w:ascii="微软雅黑" w:eastAsia="微软雅黑" w:hAnsi="微软雅黑"/>
+                <w:sz w:val="21"/>
+                <w:szCs w:val="21"/>
+              </w:rPr>
+              <w:t xml:space="preserve">{insurer1CreditCode}</w:t>
             </w:r>
             <w:r>
               <w:rPr>

--- a/skills/templates/traffic_accident_with_vars.docx
+++ b/skills/templates/traffic_accident_with_vars.docx
@@ -1,2395 +1,9 @@
 
-<file path=word/document.xml><?xml version="1.0" encoding="utf-8"?>
-<w:document xmlns:wpc="http://schemas.microsoft.com/office/word/2010/wordprocessingCanvas" xmlns:cx="http://schemas.microsoft.com/office/drawing/2014/chartex" xmlns:cx1="http://schemas.microsoft.com/office/drawing/2015/9/8/chartex" xmlns:cx2="http://schemas.microsoft.com/office/drawing/2015/10/21/chartex" xmlns:cx3="http://schemas.microsoft.com/office/drawing/2016/5/9/chartex" xmlns:cx4="http://schemas.microsoft.com/office/drawing/2016/5/10/chartex" xmlns:cx5="http://schemas.microsoft.com/office/drawing/2016/5/11/chartex" xmlns:cx6="http://schemas.microsoft.com/office/drawing/2016/5/12/chartex" xmlns:cx7="http://schemas.microsoft.com/office/drawing/2016/5/13/chartex" xmlns:cx8="http://schemas.microsoft.com/office/drawing/2016/5/14/chartex" xmlns:mc="http://schemas.openxmlformats.org/markup-compatibility/2006" xmlns:aink="http://schemas.microsoft.com/office/drawing/2016/ink" xmlns:am3d="http://schemas.microsoft.com/office/drawing/2017/model3d" xmlns:o="urn:schemas-microsoft-com:office:office" xmlns:oel="http://schemas.microsoft.com/office/2019/extlst" xmlns:r="http://schemas.openxmlformats.org/officeDocument/2006/relationships" xmlns:m="http://schemas.openxmlformats.org/officeDocument/2006/math" xmlns:v="urn:schemas-microsoft-com:vml" xmlns:wp14="http://schemas.microsoft.com/office/word/2010/wordprocessingDrawing" xmlns:wp="http://schemas.openxmlformats.org/drawingml/2006/wordprocessingDrawing" xmlns:w10="urn:schemas-microsoft-com:office:word" xmlns:w="http://schemas.openxmlformats.org/wordprocessingml/2006/main" xmlns:w14="http://schemas.microsoft.com/office/word/2010/wordml" xmlns:w15="http://schemas.microsoft.com/office/word/2012/wordml" xmlns:w16cex="http://schemas.microsoft.com/office/word/2018/wordml/cex" xmlns:w16cid="http://schemas.microsoft.com/office/word/2016/wordml/cid" xmlns:w16="http://schemas.microsoft.com/office/word/2018/wordml" xmlns:w16du="http://schemas.microsoft.com/office/word/2023/wordml/word16du" xmlns:w16sdtdh="http://schemas.microsoft.com/office/word/2020/wordml/sdtdatahash" xmlns:w16sdtfl="http://schemas.microsoft.com/office/word/2024/wordml/sdtformatlock" xmlns:w16se="http://schemas.microsoft.com/office/word/2015/wordml/symex" xmlns:wpg="http://schemas.microsoft.com/office/word/2010/wordprocessingGroup" xmlns:wpi="http://schemas.microsoft.com/office/word/2010/wordprocessingInk" xmlns:wne="http://schemas.microsoft.com/office/word/2006/wordml" xmlns:wps="http://schemas.microsoft.com/office/word/2010/wordprocessingShape" mc:Ignorable="w14 w15 w16se w16cid w16 w16cex w16sdtdh w16sdtfl w16du wp14">
-  <w:body>
-    <w:p>
-      <w:pPr>
-        <w:spacing w:line="500" w:lineRule="exact"/>
-        <w:jc w:val="center"/>
-        <w:rPr>
-          <w:rFonts w:ascii="微软雅黑" w:eastAsia="微软雅黑" w:hAnsi="微软雅黑"/>
-          <w:sz w:val="44"/>
-          <w:szCs w:val="44"/>
-        </w:rPr>
-      </w:pPr>
-      <w:r>
-        <w:rPr>
-          <w:rFonts w:ascii="微软雅黑" w:eastAsia="微软雅黑" w:hAnsi="微软雅黑" w:hint="eastAsia"/>
-          <w:sz w:val="44"/>
-          <w:szCs w:val="44"/>
-        </w:rPr>
-        <w:t>民事起诉状</w:t>
-      </w:r>
-    </w:p>
-    <w:p>
-      <w:pPr>
-        <w:spacing w:line="500" w:lineRule="exact"/>
-        <w:jc w:val="center"/>
-        <w:rPr>
-          <w:rFonts w:ascii="微软雅黑" w:eastAsia="微软雅黑" w:hAnsi="微软雅黑"/>
-          <w:sz w:val="32"/>
-          <w:szCs w:val="32"/>
-        </w:rPr>
-      </w:pPr>
-      <w:r>
-        <w:rPr>
-          <w:rFonts w:ascii="微软雅黑" w:eastAsia="微软雅黑" w:hAnsi="微软雅黑" w:hint="eastAsia"/>
-          <w:sz w:val="32"/>
-          <w:szCs w:val="32"/>
-        </w:rPr>
-        <w:t>(机动车交通事故责任纠纷)</w:t>
-      </w:r>
-    </w:p>
-    <w:tbl>
-      <w:tblPr>
-        <w:tblStyle w:val="afa"/>
-        <w:tblW w:w="0" w:type="auto"/>
-        <w:jc w:val="center"/>
-        <w:tblLook w:val="04A0" w:firstRow="1" w:lastRow="0" w:firstColumn="1" w:lastColumn="0" w:noHBand="0" w:noVBand="1"/>
-      </w:tblPr>
-      <w:tblGrid>
-        <w:gridCol w:w="2405"/>
-        <w:gridCol w:w="5891"/>
-      </w:tblGrid>
-      <w:tr>
-        <w:trPr>
-          <w:trHeight w:val="2540"/>
-          <w:jc w:val="center"/>
-        </w:trPr>
-        <w:tc>
-          <w:tcPr>
-            <w:tcW w:w="8296" w:type="dxa"/>
-            <w:gridSpan w:val="2"/>
-            <w:vAlign w:val="center"/>
-          </w:tcPr>
-          <w:p>
-            <w:pPr>
-              <w:spacing w:line="240" w:lineRule="exact"/>
-              <w:rPr>
-                <w:rFonts w:ascii="微软雅黑" w:eastAsia="微软雅黑" w:hAnsi="微软雅黑"/>
-                <w:sz w:val="21"/>
-                <w:szCs w:val="21"/>
-              </w:rPr>
-            </w:pPr>
-            <w:r>
-              <w:rPr>
-                <w:rFonts w:ascii="微软雅黑" w:eastAsia="微软雅黑" w:hAnsi="微软雅黑" w:hint="eastAsia"/>
-                <w:sz w:val="21"/>
-                <w:szCs w:val="21"/>
-              </w:rPr>
-              <w:t>说明:</w:t>
-            </w:r>
-          </w:p>
-          <w:p>
-            <w:pPr>
-              <w:spacing w:line="240" w:lineRule="exact"/>
-              <w:ind w:firstLine="420"/>
-              <w:rPr>
-                <w:rFonts w:ascii="微软雅黑" w:eastAsia="微软雅黑" w:hAnsi="微软雅黑"/>
-                <w:sz w:val="21"/>
-                <w:szCs w:val="21"/>
-              </w:rPr>
-            </w:pPr>
-            <w:r>
-              <w:rPr>
-                <w:rFonts w:ascii="微软雅黑" w:eastAsia="微软雅黑" w:hAnsi="微软雅黑" w:hint="eastAsia"/>
-                <w:sz w:val="21"/>
-                <w:szCs w:val="21"/>
-              </w:rPr>
-              <w:t>为了方便您参加诉讼，保护您的合法权利，请填写本表。</w:t>
-            </w:r>
-          </w:p>
-          <w:p>
-            <w:pPr>
-              <w:spacing w:line="240" w:lineRule="exact"/>
-              <w:ind w:firstLine="420"/>
-              <w:rPr>
-                <w:rFonts w:ascii="微软雅黑" w:eastAsia="微软雅黑" w:hAnsi="微软雅黑"/>
-                <w:sz w:val="21"/>
-                <w:szCs w:val="21"/>
-              </w:rPr>
-            </w:pPr>
-            <w:r>
-              <w:rPr>
-                <w:rFonts w:ascii="微软雅黑" w:eastAsia="微软雅黑" w:hAnsi="微软雅黑" w:hint="eastAsia"/>
-                <w:sz w:val="21"/>
-                <w:szCs w:val="21"/>
-              </w:rPr>
-              <w:t>1.起诉时需向人民法院提交证明您身份的材料，如身份证复印件、营业执照复印件等。</w:t>
-            </w:r>
-          </w:p>
-          <w:p>
-            <w:pPr>
-              <w:spacing w:line="240" w:lineRule="exact"/>
-              <w:ind w:firstLine="420"/>
-              <w:rPr>
-                <w:rFonts w:ascii="微软雅黑" w:eastAsia="微软雅黑" w:hAnsi="微软雅黑"/>
-                <w:sz w:val="21"/>
-                <w:szCs w:val="21"/>
-              </w:rPr>
-            </w:pPr>
-            <w:r>
-              <w:rPr>
-                <w:rFonts w:ascii="微软雅黑" w:eastAsia="微软雅黑" w:hAnsi="微软雅黑" w:hint="eastAsia"/>
-                <w:sz w:val="21"/>
-                <w:szCs w:val="21"/>
-              </w:rPr>
-              <w:t>2.本表所列内容是您提起诉讼以及人民法院查明案件事实所需，请务必如实填写。</w:t>
-            </w:r>
-          </w:p>
-          <w:p>
-            <w:pPr>
-              <w:spacing w:line="240" w:lineRule="exact"/>
-              <w:ind w:firstLine="420"/>
-              <w:rPr>
-                <w:rFonts w:ascii="微软雅黑" w:eastAsia="微软雅黑" w:hAnsi="微软雅黑"/>
-                <w:sz w:val="21"/>
-                <w:szCs w:val="21"/>
-              </w:rPr>
-            </w:pPr>
-            <w:r>
-              <w:rPr>
-                <w:rFonts w:ascii="微软雅黑" w:eastAsia="微软雅黑" w:hAnsi="微软雅黑" w:hint="eastAsia"/>
-                <w:sz w:val="21"/>
-                <w:szCs w:val="21"/>
-              </w:rPr>
-              <w:t>3.本表有些内容可能与您的案件无关，您认为与案件无关的项目可以填“无”或不填；对于本表中勾选项可以在对应项打“√”；您认为另有重要内容需要列明的，可以在本表尾部或者另附页填写。</w:t>
-            </w:r>
-          </w:p>
-          <w:p>
-            <w:pPr>
-              <w:spacing w:line="240" w:lineRule="exact"/>
-              <w:ind w:firstLine="420"/>
-              <w:rPr>
-                <w:rFonts w:ascii="微软雅黑" w:eastAsia="微软雅黑" w:hAnsi="微软雅黑"/>
-                <w:sz w:val="21"/>
-                <w:szCs w:val="21"/>
-              </w:rPr>
-            </w:pPr>
-            <w:r>
-              <w:rPr>
-                <w:rFonts w:ascii="微软雅黑" w:eastAsia="微软雅黑" w:hAnsi="微软雅黑" w:hint="eastAsia"/>
-                <w:sz w:val="21"/>
-                <w:szCs w:val="21"/>
-              </w:rPr>
-              <w:t xml:space="preserve">★特别提示★　</w:t>
-            </w:r>
-          </w:p>
-          <w:p>
-            <w:pPr>
-              <w:spacing w:line="240" w:lineRule="exact"/>
-              <w:ind w:firstLine="420"/>
-              <w:rPr>
-                <w:rFonts w:ascii="微软雅黑" w:eastAsia="微软雅黑" w:hAnsi="微软雅黑"/>
-                <w:sz w:val="21"/>
-                <w:szCs w:val="21"/>
-              </w:rPr>
-            </w:pPr>
-            <w:r>
-              <w:rPr>
-                <w:rFonts w:ascii="微软雅黑" w:eastAsia="微软雅黑" w:hAnsi="微软雅黑" w:hint="eastAsia"/>
-                <w:sz w:val="21"/>
-                <w:szCs w:val="21"/>
-              </w:rPr>
-              <w:t>《中华人民共和国民事诉讼法》第十三条第一款规定：“民事诉讼应当遵循诚信原则。”</w:t>
-            </w:r>
-          </w:p>
-          <w:p>
-            <w:pPr>
-              <w:spacing w:line="240" w:lineRule="exact"/>
-              <w:ind w:firstLine="420"/>
-              <w:rPr>
-                <w:rFonts w:ascii="微软雅黑" w:eastAsia="微软雅黑" w:hAnsi="微软雅黑"/>
-                <w:szCs w:val="21"/>
-              </w:rPr>
-            </w:pPr>
-            <w:r>
-              <w:rPr>
-                <w:rFonts w:ascii="微软雅黑" w:eastAsia="微软雅黑" w:hAnsi="微软雅黑" w:hint="eastAsia"/>
-                <w:sz w:val="21"/>
-                <w:szCs w:val="21"/>
-              </w:rPr>
-              <w:t>如果诉讼参加人违反上述规定，进行虚假诉讼、恶意诉讼，人民法院将视违法情形依法追究责任。</w:t>
-            </w:r>
-          </w:p>
-        </w:tc>
-      </w:tr>
-      <w:tr>
-        <w:trPr>
-          <w:trHeight w:val="553"/>
-          <w:jc w:val="center"/>
-        </w:trPr>
-        <w:tc>
-          <w:tcPr>
-            <w:tcW w:w="8296" w:type="dxa"/>
-            <w:gridSpan w:val="2"/>
-            <w:vAlign w:val="center"/>
-          </w:tcPr>
-          <w:p>
-            <w:pPr>
-              <w:spacing w:line="400" w:lineRule="exact"/>
-              <w:jc w:val="center"/>
-              <w:rPr>
-                <w:rFonts w:ascii="微软雅黑" w:eastAsia="微软雅黑" w:hAnsi="微软雅黑"/>
-                <w:sz w:val="32"/>
-                <w:szCs w:val="32"/>
-              </w:rPr>
-            </w:pPr>
-            <w:r>
-              <w:rPr>
-                <w:rFonts w:ascii="微软雅黑" w:eastAsia="微软雅黑" w:hAnsi="微软雅黑" w:hint="eastAsia"/>
-                <w:sz w:val="32"/>
-                <w:szCs w:val="32"/>
-              </w:rPr>
-              <w:t>当事人信息</w:t>
-            </w:r>
-          </w:p>
-        </w:tc>
-      </w:tr>
-      <w:tr>
-        <w:trPr>
-          <w:jc w:val="center"/>
-        </w:trPr>
-        <w:tc>
-          <w:tcPr>
-            <w:tcW w:w="2405" w:type="dxa"/>
-            <w:vAlign w:val="center"/>
-          </w:tcPr>
-          <w:p>
-            <w:pPr>
-              <w:spacing w:line="400" w:lineRule="exact"/>
-              <w:rPr>
-                <w:rFonts w:ascii="微软雅黑" w:eastAsia="微软雅黑" w:hAnsi="微软雅黑"/>
-                <w:szCs w:val="21"/>
-              </w:rPr>
-            </w:pPr>
-            <w:r>
-              <w:rPr>
-                <w:rFonts w:ascii="微软雅黑" w:eastAsia="微软雅黑" w:hAnsi="微软雅黑" w:hint="eastAsia"/>
-                <w:szCs w:val="21"/>
-              </w:rPr>
-              <w:t>原告（自然人）</w:t>
-            </w:r>
-          </w:p>
-        </w:tc>
-        <w:tc>
-          <w:tcPr>
-            <w:tcW w:w="5891" w:type="dxa"/>
-            <w:vAlign w:val="center"/>
-          </w:tcPr>
-          <w:p>
-            <w:pPr>
-              <w:spacing w:line="360" w:lineRule="exact"/>
-              <w:rPr>
-                <w:rFonts w:ascii="微软雅黑" w:eastAsia="微软雅黑" w:hAnsi="微软雅黑"/>
-                <w:sz w:val="21"/>
-                <w:szCs w:val="21"/>
-              </w:rPr>
-            </w:pPr>
-            <w:r>
-              <w:rPr>
-                <w:rFonts w:ascii="微软雅黑" w:eastAsia="微软雅黑" w:hAnsi="微软雅黑" w:hint="eastAsia"/>
-                <w:sz w:val="21"/>
-                <w:szCs w:val="21"/>
-              </w:rPr>
-              <w:t>姓名：{plaintiffName}</w:t>
-            </w:r>
-            <w:r>
-              <w:rPr>
-                <w:rFonts w:ascii="微软雅黑" w:eastAsia="微软雅黑" w:hAnsi="微软雅黑" w:hint="eastAsia"/>
-                <w:sz w:val="21"/>
-                <w:szCs w:val="21"/>
-              </w:rPr>
-              <w:t xml:space="preserve"> </w:t>
-            </w:r>
-          </w:p>
-          <w:p>
-            <w:pPr>
-              <w:spacing w:line="360" w:lineRule="exact"/>
-              <w:rPr>
-                <w:rFonts w:ascii="微软雅黑" w:eastAsia="微软雅黑" w:hAnsi="微软雅黑"/>
-                <w:sz w:val="21"/>
-                <w:szCs w:val="21"/>
-              </w:rPr>
-            </w:pPr>
-            <w:r>
-              <w:rPr>
-                <w:rFonts w:ascii="微软雅黑" w:eastAsia="微软雅黑" w:hAnsi="微软雅黑" w:hint="eastAsia"/>
-                <w:sz w:val="21"/>
-                <w:szCs w:val="21"/>
-              </w:rPr>
-              <w:t xml:space="preserve">性别：{plaintiffGender}</w:t>
-            </w:r>
-            <w:r>
-              <w:rPr>
-                <w:rFonts w:ascii="微软雅黑" w:eastAsia="微软雅黑" w:hAnsi="微软雅黑" w:hint="eastAsia"/>
-                <w:sz w:val="21"/>
-                <w:szCs w:val="21"/>
-              </w:rPr>
-              <w:t>□</w:t>
-            </w:r>
-            <w:r>
-              <w:rPr>
-                <w:rFonts w:ascii="微软雅黑" w:eastAsia="微软雅黑" w:hAnsi="微软雅黑" w:hint="eastAsia"/>
-                <w:sz w:val="21"/>
-                <w:szCs w:val="21"/>
-              </w:rPr>
-              <w:t xml:space="preserve">  女</w:t>
-            </w:r>
-            <w:r>
-              <w:rPr>
-                <w:rFonts w:ascii="微软雅黑" w:eastAsia="微软雅黑" w:hAnsi="微软雅黑"/>
-                <w:sz w:val="21"/>
-                <w:szCs w:val="21"/>
-              </w:rPr>
-              <w:sym w:font="Wingdings 2" w:char="0052"/>
-            </w:r>
-          </w:p>
-          <w:p>
-            <w:pPr>
-              <w:spacing w:line="360" w:lineRule="exact"/>
-              <w:rPr>
-                <w:rFonts w:ascii="微软雅黑" w:eastAsia="微软雅黑" w:hAnsi="微软雅黑"/>
-                <w:sz w:val="21"/>
-                <w:szCs w:val="21"/>
-              </w:rPr>
-            </w:pPr>
-            <w:r>
-              <w:rPr>
-                <w:rFonts w:ascii="微软雅黑" w:eastAsia="微软雅黑" w:hAnsi="微软雅黑" w:hint="eastAsia"/>
-                <w:sz w:val="21"/>
-                <w:szCs w:val="21"/>
-              </w:rPr>
-              <w:t>出生日期：</w:t>
-            </w:r>
-            <w:r>
-              <w:rPr>
-                <w:rFonts w:ascii="微软雅黑" w:eastAsia="微软雅黑" w:hAnsi="微软雅黑"/>
-                <w:sz w:val="21"/>
-                <w:szCs w:val="21"/>
-              </w:rPr>
-              <w:tab/>
-            </w:r>
-            <w:r>
-              <w:rPr>
-                <w:rFonts w:ascii="微软雅黑" w:eastAsia="微软雅黑" w:hAnsi="微软雅黑" w:hint="eastAsia"/>
-                <w:sz w:val="21"/>
-                <w:szCs w:val="21"/>
-              </w:rPr>
-              <w:t xml:space="preserve"> </w:t>
-            </w:r>
-            <w:r>
-              <w:rPr>
-                <w:rFonts w:ascii="微软雅黑" w:eastAsia="微软雅黑" w:hAnsi="微软雅黑"/>
-                <w:sz w:val="21"/>
-                <w:szCs w:val="21"/>
-              </w:rPr>
-              <w:t>年</w:t>
-            </w:r>
-            <w:r>
-              <w:rPr>
-                <w:rFonts w:ascii="微软雅黑" w:eastAsia="微软雅黑" w:hAnsi="微软雅黑" w:hint="eastAsia"/>
-                <w:sz w:val="21"/>
-                <w:szCs w:val="21"/>
-              </w:rPr>
-              <w:t xml:space="preserve">  </w:t>
-            </w:r>
-            <w:r>
-              <w:rPr>
-                <w:rFonts w:ascii="微软雅黑" w:eastAsia="微软雅黑" w:hAnsi="微软雅黑"/>
-                <w:sz w:val="21"/>
-                <w:szCs w:val="21"/>
-              </w:rPr>
-              <w:t>月</w:t>
-            </w:r>
-            <w:r>
-              <w:rPr>
-                <w:rFonts w:ascii="微软雅黑" w:eastAsia="微软雅黑" w:hAnsi="微软雅黑" w:hint="eastAsia"/>
-                <w:sz w:val="21"/>
-                <w:szCs w:val="21"/>
-              </w:rPr>
-              <w:t xml:space="preserve">  </w:t>
-            </w:r>
-            <w:r>
-              <w:rPr>
-                <w:rFonts w:ascii="微软雅黑" w:eastAsia="微软雅黑" w:hAnsi="微软雅黑"/>
-                <w:sz w:val="21"/>
-                <w:szCs w:val="21"/>
-              </w:rPr>
-              <w:t>日</w:t>
-            </w:r>
-            <w:r>
-              <w:rPr>
-                <w:rFonts w:ascii="微软雅黑" w:eastAsia="微软雅黑" w:hAnsi="微软雅黑" w:hint="eastAsia"/>
-                <w:sz w:val="21"/>
-                <w:szCs w:val="21"/>
-              </w:rPr>
-              <w:t xml:space="preserve">     </w:t>
-            </w:r>
-          </w:p>
-          <w:p>
-            <w:pPr>
-              <w:spacing w:line="360" w:lineRule="exact"/>
-              <w:rPr>
-                <w:rFonts w:ascii="微软雅黑" w:eastAsia="微软雅黑" w:hAnsi="微软雅黑"/>
-                <w:sz w:val="21"/>
-                <w:szCs w:val="21"/>
-              </w:rPr>
-            </w:pPr>
-            <w:r>
-              <w:rPr>
-                <w:rFonts w:ascii="微软雅黑" w:eastAsia="微软雅黑" w:hAnsi="微软雅黑" w:hint="eastAsia"/>
-                <w:sz w:val="21"/>
-                <w:szCs w:val="21"/>
-              </w:rPr>
-              <w:t>民族：{plaintiffEthnicity}</w:t>
-            </w:r>
-            <w:r>
-              <w:rPr>
-                <w:rFonts w:ascii="微软雅黑" w:eastAsia="微软雅黑" w:hAnsi="微软雅黑"/>
-                <w:sz w:val="21"/>
-                <w:szCs w:val="21"/>
-              </w:rPr>
-              <w:t>汉族</w:t>
-            </w:r>
-          </w:p>
-          <w:p>
-            <w:pPr>
-              <w:spacing w:line="360" w:lineRule="exact"/>
-              <w:rPr>
-                <w:rFonts w:ascii="微软雅黑" w:eastAsia="微软雅黑" w:hAnsi="微软雅黑"/>
-                <w:sz w:val="21"/>
-                <w:szCs w:val="21"/>
-              </w:rPr>
-            </w:pPr>
-            <w:r>
-              <w:rPr>
-                <w:rFonts w:ascii="微软雅黑" w:eastAsia="微软雅黑" w:hAnsi="微软雅黑" w:hint="eastAsia"/>
-                <w:sz w:val="21"/>
-                <w:szCs w:val="21"/>
-              </w:rPr>
-              <w:t>身份证号：</w:t>
-            </w:r>
-            <w:r>
-              <w:rPr>
-                <w:rFonts w:ascii="微软雅黑" w:eastAsia="微软雅黑" w:hAnsi="微软雅黑"/>
-                <w:sz w:val="21"/>
-                <w:szCs w:val="21"/>
-              </w:rPr>
-              <w:tab/>
-            </w:r>
-            <w:r>
-              <w:rPr>
-                <w:rFonts w:ascii="微软雅黑" w:eastAsia="微软雅黑" w:hAnsi="微软雅黑"/>
-                <w:sz w:val="21"/>
-                <w:szCs w:val="21"/>
-              </w:rPr>
-              <w:tab/>
-            </w:r>
-            <w:r>
-              <w:rPr>
-                <w:rFonts w:ascii="微软雅黑" w:eastAsia="微软雅黑" w:hAnsi="微软雅黑"/>
-                <w:sz w:val="21"/>
-                <w:szCs w:val="21"/>
-              </w:rPr>
-              <w:tab/>
-            </w:r>
-            <w:r>
-              <w:rPr>
-                <w:rFonts w:ascii="微软雅黑" w:eastAsia="微软雅黑" w:hAnsi="微软雅黑" w:hint="eastAsia"/>
-                <w:sz w:val="21"/>
-                <w:szCs w:val="21"/>
-              </w:rPr>
-              <w:t xml:space="preserve"> </w:t>
-            </w:r>
-          </w:p>
-          <w:p>
-            <w:pPr>
-              <w:spacing w:line="360" w:lineRule="exact"/>
-              <w:rPr>
-                <w:rFonts w:ascii="微软雅黑" w:eastAsia="微软雅黑" w:hAnsi="微软雅黑"/>
-                <w:sz w:val="21"/>
-                <w:szCs w:val="21"/>
-              </w:rPr>
-            </w:pPr>
-            <w:r>
-              <w:rPr>
-                <w:rFonts w:ascii="微软雅黑" w:eastAsia="微软雅黑" w:hAnsi="微软雅黑" w:hint="eastAsia"/>
-                <w:sz w:val="21"/>
-                <w:szCs w:val="21"/>
-              </w:rPr>
-              <w:t>联系电话：</w:t>
-            </w:r>
-            <w:r>
-              <w:rPr>
-                <w:rFonts w:ascii="微软雅黑" w:eastAsia="微软雅黑" w:hAnsi="微软雅黑"/>
-                <w:sz w:val="21"/>
-                <w:szCs w:val="21"/>
-              </w:rPr>
-              <w:t xml:space="preserve">{plaintiffPhone}</w:t>
-            </w:r>
-          </w:p>
-          <w:p>
-            <w:pPr>
-              <w:spacing w:line="360" w:lineRule="exact"/>
-              <w:rPr>
-                <w:rFonts w:ascii="微软雅黑" w:eastAsia="微软雅黑" w:hAnsi="微软雅黑"/>
-                <w:sz w:val="21"/>
-                <w:szCs w:val="21"/>
-              </w:rPr>
-            </w:pPr>
-            <w:r>
-              <w:rPr>
-                <w:rFonts w:ascii="微软雅黑" w:eastAsia="微软雅黑" w:hAnsi="微软雅黑" w:hint="eastAsia"/>
-                <w:sz w:val="21"/>
-                <w:szCs w:val="21"/>
-              </w:rPr>
-              <w:t>住所地（户籍所在地）：</w:t>
-            </w:r>
-            <w:r>
-              <w:rPr>
-                <w:rFonts w:ascii="微软雅黑" w:eastAsia="微软雅黑" w:hAnsi="微软雅黑"/>
-                <w:sz w:val="21"/>
-                <w:szCs w:val="21"/>
-              </w:rPr>
-              <w:t xml:space="preserve">{plaintiffAddress}</w:t>
-            </w:r>
-          </w:p>
-          <w:p>
-            <w:pPr>
-              <w:spacing w:line="360" w:lineRule="exact"/>
-              <w:rPr>
-                <w:rFonts w:ascii="微软雅黑" w:eastAsia="微软雅黑" w:hAnsi="微软雅黑"/>
-                <w:sz w:val="21"/>
-                <w:szCs w:val="21"/>
-              </w:rPr>
-            </w:pPr>
-            <w:r>
-              <w:rPr>
-                <w:rFonts w:ascii="微软雅黑" w:eastAsia="微软雅黑" w:hAnsi="微软雅黑" w:hint="eastAsia"/>
-                <w:sz w:val="21"/>
-                <w:szCs w:val="21"/>
-              </w:rPr>
-              <w:t>经常居住地</w:t>
-            </w:r>
-            <w:r>
-              <w:rPr>
-                <w:rFonts w:ascii="微软雅黑" w:eastAsia="微软雅黑" w:hAnsi="微软雅黑" w:hint="eastAsia"/>
-                <w:sz w:val="21"/>
-                <w:szCs w:val="21"/>
-              </w:rPr>
-              <w:t>：</w:t>
-            </w:r>
-          </w:p>
-        </w:tc>
-      </w:tr>
-      <w:tr>
-        <w:trPr>
-          <w:trHeight w:val="2366"/>
-          <w:jc w:val="center"/>
-        </w:trPr>
-        <w:tc>
-          <w:tcPr>
-            <w:tcW w:w="2405" w:type="dxa"/>
-            <w:vAlign w:val="center"/>
-          </w:tcPr>
-          <w:p>
-            <w:pPr>
-              <w:spacing w:line="400" w:lineRule="exact"/>
-              <w:rPr>
-                <w:rFonts w:ascii="微软雅黑" w:eastAsia="微软雅黑" w:hAnsi="微软雅黑"/>
-                <w:szCs w:val="21"/>
-              </w:rPr>
-            </w:pPr>
-            <w:r>
-              <w:rPr>
-                <w:rFonts w:ascii="微软雅黑" w:eastAsia="微软雅黑" w:hAnsi="微软雅黑" w:hint="eastAsia"/>
-                <w:szCs w:val="21"/>
-              </w:rPr>
-              <w:t>被告（自然人）</w:t>
-            </w:r>
-          </w:p>
-        </w:tc>
-        <w:tc>
-          <w:tcPr>
-            <w:tcW w:w="5891" w:type="dxa"/>
-            <w:vAlign w:val="center"/>
-          </w:tcPr>
-          <w:p>
-            <w:pPr>
-              <w:spacing w:line="360" w:lineRule="exact"/>
-              <w:rPr>
-                <w:rFonts w:ascii="微软雅黑" w:eastAsia="微软雅黑" w:hAnsi="微软雅黑"/>
-                <w:sz w:val="21"/>
-                <w:szCs w:val="21"/>
-              </w:rPr>
-            </w:pPr>
-            <w:r>
-              <w:rPr>
-                <w:rFonts w:ascii="微软雅黑" w:eastAsia="微软雅黑" w:hAnsi="微软雅黑" w:hint="eastAsia"/>
-                <w:sz w:val="21"/>
-                <w:szCs w:val="21"/>
-              </w:rPr>
-              <w:t>姓名：{defendant1Name}</w:t>
-            </w:r>
-          </w:p>
-          <w:p>
-            <w:pPr>
-              <w:spacing w:line="360" w:lineRule="exact"/>
-              <w:rPr>
-                <w:rFonts w:ascii="微软雅黑" w:eastAsia="微软雅黑" w:hAnsi="微软雅黑"/>
-                <w:sz w:val="21"/>
-                <w:szCs w:val="21"/>
-              </w:rPr>
-            </w:pPr>
-            <w:r>
-              <w:rPr>
-                <w:rFonts w:ascii="微软雅黑" w:eastAsia="微软雅黑" w:hAnsi="微软雅黑" w:hint="eastAsia"/>
-                <w:sz w:val="21"/>
-                <w:szCs w:val="21"/>
-              </w:rPr>
-              <w:t xml:space="preserve">性别：{defendant1Gender}</w:t>
-            </w:r>
-            <w:r>
-              <w:rPr>
-                <w:rFonts w:ascii="微软雅黑" w:eastAsia="微软雅黑" w:hAnsi="微软雅黑"/>
-                <w:sz w:val="21"/>
-                <w:szCs w:val="21"/>
-              </w:rPr>
-              <w:sym w:font="Wingdings 2" w:char="0052"/>
-            </w:r>
-            <w:r>
-              <w:rPr>
-                <w:rFonts w:ascii="微软雅黑" w:eastAsia="微软雅黑" w:hAnsi="微软雅黑" w:hint="eastAsia"/>
-                <w:sz w:val="21"/>
-                <w:szCs w:val="21"/>
-              </w:rPr>
-              <w:t xml:space="preserve">  女□</w:t>
-            </w:r>
-          </w:p>
-          <w:p>
-            <w:pPr>
-              <w:spacing w:line="360" w:lineRule="exact"/>
-              <w:rPr>
-                <w:rFonts w:ascii="微软雅黑" w:eastAsia="微软雅黑" w:hAnsi="微软雅黑"/>
-                <w:sz w:val="21"/>
-                <w:szCs w:val="21"/>
-              </w:rPr>
-            </w:pPr>
-            <w:r>
-              <w:rPr>
-                <w:rFonts w:ascii="微软雅黑" w:eastAsia="微软雅黑" w:hAnsi="微软雅黑" w:hint="eastAsia"/>
-                <w:sz w:val="21"/>
-                <w:szCs w:val="21"/>
-              </w:rPr>
-              <w:t>出生日期：</w:t>
-            </w:r>
-            <w:r>
-              <w:rPr>
-                <w:rFonts w:ascii="微软雅黑" w:eastAsia="微软雅黑" w:hAnsi="微软雅黑"/>
-                <w:sz w:val="21"/>
-                <w:szCs w:val="21"/>
-              </w:rPr>
-              <w:tab/>
-            </w:r>
-            <w:r>
-              <w:rPr>
-                <w:rFonts w:ascii="微软雅黑" w:eastAsia="微软雅黑" w:hAnsi="微软雅黑" w:hint="eastAsia"/>
-                <w:sz w:val="21"/>
-                <w:szCs w:val="21"/>
-              </w:rPr>
-              <w:t xml:space="preserve">   </w:t>
-            </w:r>
-            <w:r>
-              <w:rPr>
-                <w:rFonts w:ascii="微软雅黑" w:eastAsia="微软雅黑" w:hAnsi="微软雅黑"/>
-                <w:sz w:val="21"/>
-                <w:szCs w:val="21"/>
-              </w:rPr>
-              <w:t>年</w:t>
-            </w:r>
-            <w:r>
-              <w:rPr>
-                <w:rFonts w:ascii="微软雅黑" w:eastAsia="微软雅黑" w:hAnsi="微软雅黑" w:hint="eastAsia"/>
-                <w:sz w:val="21"/>
-                <w:szCs w:val="21"/>
-              </w:rPr>
-              <w:t xml:space="preserve">  </w:t>
-            </w:r>
-            <w:r>
-              <w:rPr>
-                <w:rFonts w:ascii="微软雅黑" w:eastAsia="微软雅黑" w:hAnsi="微软雅黑"/>
-                <w:sz w:val="21"/>
-                <w:szCs w:val="21"/>
-              </w:rPr>
-              <w:t>月</w:t>
-            </w:r>
-            <w:r>
-              <w:rPr>
-                <w:rFonts w:ascii="微软雅黑" w:eastAsia="微软雅黑" w:hAnsi="微软雅黑" w:hint="eastAsia"/>
-                <w:sz w:val="21"/>
-                <w:szCs w:val="21"/>
-              </w:rPr>
-              <w:t xml:space="preserve">  </w:t>
-            </w:r>
-            <w:r>
-              <w:rPr>
-                <w:rFonts w:ascii="微软雅黑" w:eastAsia="微软雅黑" w:hAnsi="微软雅黑"/>
-                <w:sz w:val="21"/>
-                <w:szCs w:val="21"/>
-              </w:rPr>
-              <w:t>日</w:t>
-            </w:r>
-          </w:p>
-          <w:p>
-            <w:pPr>
-              <w:spacing w:line="360" w:lineRule="exact"/>
-              <w:rPr>
-                <w:rFonts w:ascii="微软雅黑" w:eastAsia="微软雅黑" w:hAnsi="微软雅黑"/>
-                <w:sz w:val="21"/>
-                <w:szCs w:val="21"/>
-              </w:rPr>
-            </w:pPr>
-            <w:r>
-              <w:rPr>
-                <w:rFonts w:ascii="微软雅黑" w:eastAsia="微软雅黑" w:hAnsi="微软雅黑" w:hint="eastAsia"/>
-                <w:sz w:val="21"/>
-                <w:szCs w:val="21"/>
-              </w:rPr>
-              <w:t>民族：{defendant1Ethnicity}</w:t>
-            </w:r>
-          </w:p>
-          <w:p>
-            <w:pPr>
-              <w:spacing w:line="360" w:lineRule="exact"/>
-              <w:rPr>
-                <w:rFonts w:ascii="微软雅黑" w:eastAsia="微软雅黑" w:hAnsi="微软雅黑"/>
-                <w:sz w:val="21"/>
-                <w:szCs w:val="21"/>
-              </w:rPr>
-            </w:pPr>
-            <w:r>
-              <w:rPr>
-                <w:rFonts w:ascii="微软雅黑" w:eastAsia="微软雅黑" w:hAnsi="微软雅黑" w:hint="eastAsia"/>
-                <w:sz w:val="21"/>
-                <w:szCs w:val="21"/>
-              </w:rPr>
-              <w:t>身份证号：</w:t>
-            </w:r>
-          </w:p>
-          <w:p>
-            <w:pPr>
-              <w:spacing w:line="360" w:lineRule="exact"/>
-              <w:rPr>
-                <w:rFonts w:ascii="微软雅黑" w:eastAsia="微软雅黑" w:hAnsi="微软雅黑"/>
-                <w:sz w:val="21"/>
-                <w:szCs w:val="21"/>
-              </w:rPr>
-            </w:pPr>
-            <w:r>
-              <w:rPr>
-                <w:rFonts w:ascii="微软雅黑" w:eastAsia="微软雅黑" w:hAnsi="微软雅黑" w:hint="eastAsia"/>
-                <w:sz w:val="21"/>
-                <w:szCs w:val="21"/>
-              </w:rPr>
-              <w:t>联系电话：</w:t>
-            </w:r>
-            <w:r>
-              <w:rPr>
-                <w:rFonts w:ascii="微软雅黑" w:eastAsia="微软雅黑" w:hAnsi="微软雅黑"/>
-                <w:sz w:val="21"/>
-                <w:szCs w:val="21"/>
-              </w:rPr>
-              <w:t xml:space="preserve">{defendant1Phone}</w:t>
-            </w:r>
-          </w:p>
-          <w:p>
-            <w:pPr>
-              <w:spacing w:line="360" w:lineRule="exact"/>
-              <w:rPr>
-                <w:rFonts w:ascii="微软雅黑" w:eastAsia="微软雅黑" w:hAnsi="微软雅黑"/>
-                <w:sz w:val="21"/>
-                <w:szCs w:val="21"/>
-              </w:rPr>
-            </w:pPr>
-            <w:r>
-              <w:rPr>
-                <w:rFonts w:ascii="微软雅黑" w:eastAsia="微软雅黑" w:hAnsi="微软雅黑" w:hint="eastAsia"/>
-                <w:sz w:val="21"/>
-                <w:szCs w:val="21"/>
-              </w:rPr>
-              <w:t>住所地（户籍所在地）：</w:t>
-            </w:r>
-            <w:r>
-              <w:rPr>
-                <w:rFonts w:ascii="微软雅黑" w:eastAsia="微软雅黑" w:hAnsi="微软雅黑"/>
-                <w:sz w:val="21"/>
-                <w:szCs w:val="21"/>
-              </w:rPr>
-              <w:t xml:space="preserve">{defendant1Address}</w:t>
-            </w:r>
-          </w:p>
-          <w:p>
-            <w:pPr>
-              <w:spacing w:line="360" w:lineRule="exact"/>
-              <w:rPr>
-                <w:rFonts w:ascii="微软雅黑" w:eastAsia="微软雅黑" w:hAnsi="微软雅黑"/>
-                <w:sz w:val="21"/>
-                <w:szCs w:val="21"/>
-              </w:rPr>
-            </w:pPr>
-            <w:r>
-              <w:rPr>
-                <w:rFonts w:ascii="微软雅黑" w:eastAsia="微软雅黑" w:hAnsi="微软雅黑" w:hint="eastAsia"/>
-                <w:sz w:val="21"/>
-                <w:szCs w:val="21"/>
-              </w:rPr>
-              <w:t>经常居住地：{plaintiffResident}</w:t>
-            </w:r>
-          </w:p>
-        </w:tc>
-      </w:tr>
-      <w:tr>
-        <w:trPr>
-          <w:trHeight w:val="2366"/>
-          <w:jc w:val="center"/>
-        </w:trPr>
-        <w:tc>
-          <w:tcPr>
-            <w:tcW w:w="2405" w:type="dxa"/>
-            <w:vAlign w:val="center"/>
-          </w:tcPr>
-          <w:p>
-            <w:pPr>
-              <w:spacing w:line="400" w:lineRule="exact"/>
-              <w:rPr>
-                <w:rFonts w:ascii="微软雅黑" w:eastAsia="微软雅黑" w:hAnsi="微软雅黑"/>
-                <w:szCs w:val="21"/>
-              </w:rPr>
-            </w:pPr>
-            <w:r>
-              <w:rPr>
-                <w:rFonts w:ascii="微软雅黑" w:eastAsia="微软雅黑" w:hAnsi="微软雅黑" w:hint="eastAsia"/>
-                <w:szCs w:val="21"/>
-              </w:rPr>
-              <w:t>被告（自然人）</w:t>
-            </w:r>
-          </w:p>
-        </w:tc>
-        <w:tc>
-          <w:tcPr>
-            <w:tcW w:w="5891" w:type="dxa"/>
-            <w:vAlign w:val="center"/>
-          </w:tcPr>
-          <w:p>
-            <w:pPr>
-              <w:spacing w:line="360" w:lineRule="exact"/>
-              <w:rPr>
-                <w:rFonts w:ascii="微软雅黑" w:eastAsia="微软雅黑" w:hAnsi="微软雅黑"/>
-                <w:sz w:val="21"/>
-                <w:szCs w:val="21"/>
-              </w:rPr>
-            </w:pPr>
-            <w:r>
-              <w:rPr>
-                <w:rFonts w:ascii="微软雅黑" w:eastAsia="微软雅黑" w:hAnsi="微软雅黑" w:hint="eastAsia"/>
-                <w:sz w:val="21"/>
-                <w:szCs w:val="21"/>
-              </w:rPr>
-              <w:t>姓名：{defendant2Name}</w:t>
-            </w:r>
-            <w:r>
-              <w:rPr>
-                <w:rFonts w:ascii="微软雅黑" w:eastAsia="微软雅黑" w:hAnsi="微软雅黑" w:hint="eastAsia"/>
-                <w:sz w:val="21"/>
-                <w:szCs w:val="21"/>
-              </w:rPr>
-              <w:t xml:space="preserve"> </w:t>
-            </w:r>
-          </w:p>
-          <w:p>
-            <w:pPr>
-              <w:spacing w:line="360" w:lineRule="exact"/>
-              <w:rPr>
-                <w:rFonts w:ascii="微软雅黑" w:eastAsia="微软雅黑" w:hAnsi="微软雅黑"/>
-                <w:sz w:val="21"/>
-                <w:szCs w:val="21"/>
-              </w:rPr>
-            </w:pPr>
-            <w:r>
-              <w:rPr>
-                <w:rFonts w:ascii="微软雅黑" w:eastAsia="微软雅黑" w:hAnsi="微软雅黑" w:hint="eastAsia"/>
-                <w:sz w:val="21"/>
-                <w:szCs w:val="21"/>
-              </w:rPr>
-              <w:t xml:space="preserve">性别：{defendant2Gender}</w:t>
-            </w:r>
-            <w:r>
-              <w:rPr>
-                <w:rFonts w:ascii="微软雅黑" w:eastAsia="微软雅黑" w:hAnsi="微软雅黑"/>
-                <w:sz w:val="21"/>
-                <w:szCs w:val="21"/>
-              </w:rPr>
-              <w:sym w:font="Wingdings 2" w:char="0052"/>
-            </w:r>
-            <w:r>
-              <w:rPr>
-                <w:rFonts w:ascii="微软雅黑" w:eastAsia="微软雅黑" w:hAnsi="微软雅黑" w:hint="eastAsia"/>
-                <w:sz w:val="21"/>
-                <w:szCs w:val="21"/>
-              </w:rPr>
-              <w:t xml:space="preserve">  女□</w:t>
-            </w:r>
-          </w:p>
-          <w:p>
-            <w:pPr>
-              <w:spacing w:line="360" w:lineRule="exact"/>
-              <w:rPr>
-                <w:rFonts w:ascii="微软雅黑" w:eastAsia="微软雅黑" w:hAnsi="微软雅黑"/>
-                <w:sz w:val="21"/>
-                <w:szCs w:val="21"/>
-              </w:rPr>
-            </w:pPr>
-            <w:r>
-              <w:rPr>
-                <w:rFonts w:ascii="微软雅黑" w:eastAsia="微软雅黑" w:hAnsi="微软雅黑" w:hint="eastAsia"/>
-                <w:sz w:val="21"/>
-                <w:szCs w:val="21"/>
-              </w:rPr>
-              <w:t>出生日期：</w:t>
-            </w:r>
-            <w:r>
-              <w:rPr>
-                <w:rFonts w:ascii="微软雅黑" w:eastAsia="微软雅黑" w:hAnsi="微软雅黑" w:hint="eastAsia"/>
-                <w:sz w:val="21"/>
-                <w:szCs w:val="21"/>
-              </w:rPr>
-              <w:t xml:space="preserve">   </w:t>
-            </w:r>
-            <w:r>
-              <w:rPr>
-                <w:rFonts w:ascii="微软雅黑" w:eastAsia="微软雅黑" w:hAnsi="微软雅黑"/>
-                <w:sz w:val="21"/>
-                <w:szCs w:val="21"/>
-              </w:rPr>
-              <w:t>年</w:t>
-            </w:r>
-            <w:r>
-              <w:rPr>
-                <w:rFonts w:ascii="微软雅黑" w:eastAsia="微软雅黑" w:hAnsi="微软雅黑" w:hint="eastAsia"/>
-                <w:sz w:val="21"/>
-                <w:szCs w:val="21"/>
-              </w:rPr>
-              <w:t xml:space="preserve">  </w:t>
-            </w:r>
-            <w:r>
-              <w:rPr>
-                <w:rFonts w:ascii="微软雅黑" w:eastAsia="微软雅黑" w:hAnsi="微软雅黑"/>
-                <w:sz w:val="21"/>
-                <w:szCs w:val="21"/>
-              </w:rPr>
-              <w:t>月</w:t>
-            </w:r>
-            <w:r>
-              <w:rPr>
-                <w:rFonts w:ascii="微软雅黑" w:eastAsia="微软雅黑" w:hAnsi="微软雅黑" w:hint="eastAsia"/>
-                <w:sz w:val="21"/>
-                <w:szCs w:val="21"/>
-              </w:rPr>
-              <w:t xml:space="preserve">  </w:t>
-            </w:r>
-            <w:r>
-              <w:rPr>
-                <w:rFonts w:ascii="微软雅黑" w:eastAsia="微软雅黑" w:hAnsi="微软雅黑"/>
-                <w:sz w:val="21"/>
-                <w:szCs w:val="21"/>
-              </w:rPr>
-              <w:t>日</w:t>
-            </w:r>
-          </w:p>
-          <w:p>
-            <w:pPr>
-              <w:spacing w:line="360" w:lineRule="exact"/>
-              <w:rPr>
-                <w:rFonts w:ascii="微软雅黑" w:eastAsia="微软雅黑" w:hAnsi="微软雅黑"/>
-                <w:sz w:val="21"/>
-                <w:szCs w:val="21"/>
-              </w:rPr>
-            </w:pPr>
-            <w:r>
-              <w:rPr>
-                <w:rFonts w:ascii="微软雅黑" w:eastAsia="微软雅黑" w:hAnsi="微软雅黑" w:hint="eastAsia"/>
-                <w:sz w:val="21"/>
-                <w:szCs w:val="21"/>
-              </w:rPr>
-              <w:t>民族：{defendant2Ethnicity}</w:t>
-            </w:r>
-            <w:r>
-              <w:rPr>
-                <w:rFonts w:ascii="微软雅黑" w:eastAsia="微软雅黑" w:hAnsi="微软雅黑"/>
-                <w:sz w:val="21"/>
-                <w:szCs w:val="21"/>
-              </w:rPr>
-              <w:t>汉族</w:t>
-            </w:r>
-          </w:p>
-          <w:p>
-            <w:pPr>
-              <w:spacing w:line="360" w:lineRule="exact"/>
-              <w:rPr>
-                <w:rFonts w:ascii="微软雅黑" w:eastAsia="微软雅黑" w:hAnsi="微软雅黑"/>
-                <w:sz w:val="21"/>
-                <w:szCs w:val="21"/>
-              </w:rPr>
-            </w:pPr>
-            <w:r>
-              <w:rPr>
-                <w:rFonts w:ascii="微软雅黑" w:eastAsia="微软雅黑" w:hAnsi="微软雅黑" w:hint="eastAsia"/>
-                <w:sz w:val="21"/>
-                <w:szCs w:val="21"/>
-              </w:rPr>
-              <w:t xml:space="preserve">身份证号： </w:t>
-            </w:r>
-          </w:p>
-          <w:p>
-            <w:pPr>
-              <w:spacing w:line="360" w:lineRule="exact"/>
-              <w:rPr>
-                <w:rFonts w:ascii="微软雅黑" w:eastAsia="微软雅黑" w:hAnsi="微软雅黑"/>
-                <w:sz w:val="21"/>
-                <w:szCs w:val="21"/>
-              </w:rPr>
-            </w:pPr>
-            <w:r>
-              <w:rPr>
-                <w:rFonts w:ascii="微软雅黑" w:eastAsia="微软雅黑" w:hAnsi="微软雅黑" w:hint="eastAsia"/>
-                <w:sz w:val="21"/>
-                <w:szCs w:val="21"/>
-              </w:rPr>
-              <w:t>住所地（户籍所在地）：</w:t>
-            </w:r>
-            <w:r>
-              <w:rPr>
-                <w:rFonts w:ascii="微软雅黑" w:eastAsia="微软雅黑" w:hAnsi="微软雅黑"/>
-                <w:sz w:val="21"/>
-                <w:szCs w:val="21"/>
-              </w:rPr>
-              <w:t xml:space="preserve">{defendant2Address}</w:t>
-            </w:r>
-          </w:p>
-          <w:p>
-            <w:pPr>
-              <w:spacing w:line="360" w:lineRule="exact"/>
-              <w:rPr>
-                <w:rFonts w:ascii="微软雅黑" w:eastAsia="微软雅黑" w:hAnsi="微软雅黑"/>
-                <w:sz w:val="21"/>
-                <w:szCs w:val="21"/>
-                <w:lang w:eastAsia="zh"/>
-              </w:rPr>
-            </w:pPr>
-            <w:r>
-              <w:rPr>
-                <w:rFonts w:ascii="微软雅黑" w:eastAsia="微软雅黑" w:hAnsi="微软雅黑" w:hint="eastAsia"/>
-                <w:sz w:val="21"/>
-                <w:szCs w:val="21"/>
-              </w:rPr>
-              <w:t>经常居住地：{defendant1Resident}</w:t>
-            </w:r>
-          </w:p>
-        </w:tc>
-      </w:tr>
-      <w:tr>
-        <w:trPr>
-          <w:trHeight w:val="1961"/>
-          <w:jc w:val="center"/>
-        </w:trPr>
-        <w:tc>
-          <w:tcPr>
-            <w:tcW w:w="2405" w:type="dxa"/>
-            <w:vAlign w:val="center"/>
-          </w:tcPr>
-          <w:p>
-            <w:pPr>
-              <w:spacing w:line="400" w:lineRule="exact"/>
-              <w:rPr>
-                <w:rFonts w:ascii="微软雅黑" w:eastAsia="微软雅黑" w:hAnsi="微软雅黑"/>
-                <w:szCs w:val="21"/>
-              </w:rPr>
-            </w:pPr>
-            <w:r>
-              <w:rPr>
-                <w:rFonts w:ascii="微软雅黑" w:eastAsia="微软雅黑" w:hAnsi="微软雅黑" w:hint="eastAsia"/>
-                <w:szCs w:val="21"/>
-              </w:rPr>
-              <w:lastRenderedPageBreak/>
-              <w:t>被告（保险公司或其他法人、非法人组织）</w:t>
-            </w:r>
-          </w:p>
-        </w:tc>
-        <w:tc>
-          <w:tcPr>
-            <w:tcW w:w="5891" w:type="dxa"/>
-            <w:vAlign w:val="center"/>
-          </w:tcPr>
-          <w:p>
-            <w:pPr>
-              <w:spacing w:line="360" w:lineRule="exact"/>
-              <w:rPr>
-                <w:rFonts w:ascii="微软雅黑" w:eastAsia="微软雅黑" w:hAnsi="微软雅黑"/>
-                <w:b/>
-                <w:bCs/>
-                <w:sz w:val="21"/>
-                <w:szCs w:val="21"/>
-              </w:rPr>
-            </w:pPr>
-            <w:r>
-              <w:rPr>
-                <w:rFonts w:ascii="微软雅黑" w:eastAsia="微软雅黑" w:hAnsi="微软雅黑" w:hint="eastAsia"/>
-                <w:sz w:val="21"/>
-                <w:szCs w:val="21"/>
-              </w:rPr>
-              <w:t>名称：{insurer1Name}</w:t>
-            </w:r>
-            <w:r>
-              <w:rPr>
-                <w:rFonts w:ascii="微软雅黑" w:eastAsia="微软雅黑" w:hAnsi="微软雅黑" w:hint="eastAsia"/>
-                <w:b/>
-                <w:bCs/>
-                <w:sz w:val="21"/>
-                <w:szCs w:val="21"/>
-              </w:rPr>
-              <w:t xml:space="preserve"> </w:t>
-            </w:r>
-          </w:p>
-          <w:p>
-            <w:pPr>
-              <w:spacing w:line="360" w:lineRule="exact"/>
-              <w:rPr>
-                <w:rFonts w:ascii="微软雅黑" w:eastAsia="微软雅黑" w:hAnsi="微软雅黑"/>
-                <w:sz w:val="21"/>
-                <w:szCs w:val="21"/>
-              </w:rPr>
-            </w:pPr>
-            <w:r>
-              <w:rPr>
-                <w:rFonts w:ascii="微软雅黑" w:eastAsia="微软雅黑" w:hAnsi="微软雅黑" w:hint="eastAsia"/>
-                <w:sz w:val="21"/>
-                <w:szCs w:val="21"/>
-              </w:rPr>
-              <w:t>住所地（主要办事机构所在地）：</w:t>
-            </w:r>
-            <w:r>
-              <w:rPr>
-                <w:rFonts w:ascii="微软雅黑" w:eastAsia="微软雅黑" w:hAnsi="微软雅黑"/>
-                <w:sz w:val="21"/>
-                <w:szCs w:val="21"/>
-              </w:rPr>
-              <w:t xml:space="preserve">{insurer1Address}</w:t>
-            </w:r>
-            <w:r>
-              <w:rPr>
-                <w:rFonts w:ascii="微软雅黑" w:eastAsia="微软雅黑" w:hAnsi="微软雅黑" w:hint="eastAsia"/>
-                <w:sz w:val="21"/>
-                <w:szCs w:val="21"/>
-              </w:rPr>
-              <w:t xml:space="preserve"> </w:t>
-            </w:r>
-          </w:p>
-          <w:p>
-            <w:pPr>
-              <w:spacing w:line="360" w:lineRule="exact"/>
-              <w:rPr>
-                <w:rFonts w:ascii="微软雅黑" w:eastAsia="微软雅黑" w:hAnsi="微软雅黑"/>
-                <w:sz w:val="21"/>
-                <w:szCs w:val="21"/>
-              </w:rPr>
-            </w:pPr>
-            <w:r>
-              <w:rPr>
-                <w:rFonts w:ascii="微软雅黑" w:eastAsia="微软雅黑" w:hAnsi="微软雅黑" w:hint="eastAsia"/>
-                <w:sz w:val="21"/>
-                <w:szCs w:val="21"/>
-              </w:rPr>
-              <w:t>法定代表人/主要负责人：</w:t>
-            </w:r>
-            <w:r>
-              <w:rPr>
-                <w:rFonts w:ascii="微软雅黑" w:eastAsia="微软雅黑" w:hAnsi="微软雅黑"/>
-                <w:sz w:val="21"/>
-                <w:szCs w:val="21"/>
-              </w:rPr>
-              <w:t xml:space="preserve">{insurer1LegalRep}</w:t>
-            </w:r>
-            <w:r>
-              <w:rPr>
-                <w:rFonts w:ascii="微软雅黑" w:eastAsia="微软雅黑" w:hAnsi="微软雅黑" w:hint="eastAsia"/>
-                <w:sz w:val="21"/>
-                <w:szCs w:val="21"/>
-              </w:rPr>
-              <w:t xml:space="preserve"> </w:t>
-            </w:r>
-            <w:r>
-              <w:rPr>
-                <w:rFonts w:ascii="微软雅黑" w:eastAsia="微软雅黑" w:hAnsi="微软雅黑" w:hint="eastAsia"/>
-                <w:sz w:val="21"/>
-                <w:szCs w:val="21"/>
-              </w:rPr>
-              <w:t xml:space="preserve"> </w:t>
-            </w:r>
-            <w:r>
-              <w:rPr>
-                <w:rFonts w:ascii="微软雅黑" w:eastAsia="微软雅黑" w:hAnsi="微软雅黑" w:hint="eastAsia"/>
-                <w:sz w:val="21"/>
-                <w:szCs w:val="21"/>
-              </w:rPr>
-              <w:t xml:space="preserve">   </w:t>
-            </w:r>
-            <w:r>
-              <w:rPr>
-                <w:rFonts w:ascii="微软雅黑" w:eastAsia="微软雅黑" w:hAnsi="微软雅黑" w:hint="eastAsia"/>
-                <w:sz w:val="21"/>
-                <w:szCs w:val="21"/>
-              </w:rPr>
-              <w:t xml:space="preserve"> 职务：</w:t>
-            </w:r>
-            <w:r>
-              <w:rPr>
-                <w:rFonts w:ascii="微软雅黑" w:eastAsia="微软雅黑" w:hAnsi="微软雅黑" w:hint="eastAsia"/>
-                <w:sz w:val="21"/>
-                <w:szCs w:val="21"/>
-              </w:rPr>
-              <w:t>总经理</w:t>
-            </w:r>
-          </w:p>
-          <w:p>
-            <w:pPr>
-              <w:spacing w:line="360" w:lineRule="exact"/>
-              <w:rPr>
-                <w:rFonts w:ascii="微软雅黑" w:eastAsia="微软雅黑" w:hAnsi="微软雅黑"/>
-                <w:sz w:val="21"/>
-                <w:szCs w:val="21"/>
-              </w:rPr>
-            </w:pPr>
-            <w:r>
-              <w:rPr>
-                <w:rFonts w:ascii="微软雅黑" w:eastAsia="微软雅黑" w:hAnsi="微软雅黑" w:hint="eastAsia"/>
-                <w:sz w:val="21"/>
-                <w:szCs w:val="21"/>
-              </w:rPr>
-              <w:t>统一社会信用代码：</w:t>
-            </w:r>
-            <w:r>
-              <w:rPr>
-                <w:rFonts w:ascii="微软雅黑" w:eastAsia="微软雅黑" w:hAnsi="微软雅黑"/>
-                <w:sz w:val="21"/>
-                <w:szCs w:val="21"/>
-              </w:rPr>
-              <w:t xml:space="preserve">{insurer1CreditCode}</w:t>
-            </w:r>
-            <w:r>
-              <w:rPr>
-                <w:rFonts w:ascii="微软雅黑" w:eastAsia="微软雅黑" w:hAnsi="微软雅黑" w:hint="eastAsia"/>
-                <w:sz w:val="21"/>
-                <w:szCs w:val="21"/>
-              </w:rPr>
-              <w:t xml:space="preserve"> </w:t>
-            </w:r>
-          </w:p>
-          <w:p>
-            <w:pPr>
-              <w:spacing w:line="320" w:lineRule="exact"/>
-              <w:rPr>
-                <w:rFonts w:ascii="微软雅黑" w:eastAsia="微软雅黑" w:hAnsi="微软雅黑"/>
-                <w:sz w:val="21"/>
-                <w:szCs w:val="21"/>
-              </w:rPr>
-            </w:pPr>
-            <w:r>
-              <w:rPr>
-                <w:rFonts w:ascii="微软雅黑" w:eastAsia="微软雅黑" w:hAnsi="微软雅黑" w:hint="eastAsia"/>
-                <w:sz w:val="21"/>
-                <w:szCs w:val="21"/>
-              </w:rPr>
-              <w:t>类型：股份有限公司</w:t>
-            </w:r>
-          </w:p>
-        </w:tc>
-      </w:tr>
-      <w:tr>
-        <w:trPr>
-          <w:trHeight w:val="666"/>
-          <w:jc w:val="center"/>
-        </w:trPr>
-        <w:tc>
-          <w:tcPr>
-            <w:tcW w:w="8296" w:type="dxa"/>
-            <w:gridSpan w:val="2"/>
-            <w:vAlign w:val="center"/>
-          </w:tcPr>
-          <w:p>
-            <w:pPr>
-              <w:spacing w:line="400" w:lineRule="exact"/>
-              <w:jc w:val="center"/>
-              <w:rPr>
-                <w:rFonts w:ascii="微软雅黑" w:eastAsia="微软雅黑" w:hAnsi="微软雅黑"/>
-                <w:sz w:val="32"/>
-                <w:szCs w:val="32"/>
-              </w:rPr>
-            </w:pPr>
-            <w:r>
-              <w:rPr>
-                <w:rFonts w:ascii="微软雅黑" w:eastAsia="微软雅黑" w:hAnsi="微软雅黑" w:hint="eastAsia"/>
-                <w:sz w:val="32"/>
-                <w:szCs w:val="32"/>
-              </w:rPr>
-              <w:t>诉讼请求和依据</w:t>
-            </w:r>
-          </w:p>
-        </w:tc>
-      </w:tr>
-      <w:tr>
-        <w:trPr>
-          <w:trHeight w:val="666"/>
-          <w:jc w:val="center"/>
-        </w:trPr>
-        <w:tc>
-          <w:tcPr>
-            <w:tcW w:w="8296" w:type="dxa"/>
-            <w:gridSpan w:val="2"/>
-            <w:vAlign w:val="center"/>
-          </w:tcPr>
-          <w:p>
-            <w:pPr>
-              <w:pStyle w:val="a9"/>
-              <w:numPr>
-                <w:ilvl w:val="0"/>
-                <w:numId w:val="1"/>
-              </w:numPr>
-              <w:ind w:leftChars="59" w:left="646" w:hangingChars="210" w:hanging="504"/>
-              <w:jc w:val="both"/>
-              <w:rPr>
-                <w:rFonts w:ascii="宋体" w:eastAsia="宋体" w:hAnsi="宋体"/>
-                <w:sz w:val="24"/>
-                <w:szCs w:val="24"/>
-              </w:rPr>
-            </w:pPr>
-            <w:r>
-              <w:rPr>
-                <w:rFonts w:ascii="宋体" w:eastAsia="宋体" w:hAnsi="宋体" w:hint="eastAsia"/>
-                <w:sz w:val="24"/>
-                <w:szCs w:val="24"/>
-              </w:rPr>
-              <w:t>请求判令被告</w:t>
-            </w:r>
-            <w:r>
-              <w:rPr>
-                <w:rFonts w:ascii="宋体" w:eastAsia="宋体" w:hAnsi="宋体"/>
-                <w:sz w:val="24"/>
-                <w:szCs w:val="24"/>
-              </w:rPr>
-              <w:t>{defendantDriver}</w:t>
-            </w:r>
-            <w:r>
-              <w:rPr>
-                <w:rFonts w:ascii="宋体" w:eastAsia="宋体" w:hAnsi="宋体" w:hint="eastAsia"/>
-                <w:sz w:val="24"/>
-                <w:szCs w:val="24"/>
-              </w:rPr>
-              <w:t>、</w:t>
-            </w:r>
-            <w:r>
-              <w:rPr>
-                <w:rFonts w:ascii="宋体" w:eastAsia="宋体" w:hAnsi="宋体"/>
-                <w:sz w:val="24"/>
-                <w:szCs w:val="24"/>
-              </w:rPr>
-              <w:t>[</w:t>
-            </w:r>
-            <w:r>
-              <w:rPr>
-                <w:rFonts w:ascii="宋体" w:eastAsia="宋体" w:hAnsi="宋体" w:hint="eastAsia"/>
-                <w:sz w:val="24"/>
-                <w:szCs w:val="24"/>
-              </w:rPr>
-              <w:t>车主</w:t>
-            </w:r>
-            <w:r>
-              <w:rPr>
-                <w:rFonts w:ascii="宋体" w:eastAsia="宋体" w:hAnsi="宋体"/>
-                <w:sz w:val="24"/>
-                <w:szCs w:val="24"/>
-              </w:rPr>
-              <w:t>]</w:t>
-            </w:r>
-            <w:r>
-              <w:rPr>
-                <w:rFonts w:ascii="宋体" w:eastAsia="宋体" w:hAnsi="宋体" w:hint="eastAsia"/>
-                <w:sz w:val="24"/>
-                <w:szCs w:val="24"/>
-              </w:rPr>
-              <w:t>共同赔偿原告经济损失共计人民币</w:t>
-            </w:r>
-            <w:r>
-              <w:rPr>
-                <w:rFonts w:ascii="宋体" w:eastAsia="宋体" w:hAnsi="宋体"/>
-                <w:b/>
-                <w:bCs/>
-                <w:sz w:val="24"/>
-                <w:szCs w:val="24"/>
-              </w:rPr>
-              <w:t>[</w:t>
-            </w:r>
-            <w:r>
-              <w:rPr>
-                <w:rFonts w:ascii="宋体" w:eastAsia="宋体" w:hAnsi="宋体" w:hint="eastAsia"/>
-                <w:b/>
-                <w:bCs/>
-                <w:sz w:val="24"/>
-                <w:szCs w:val="24"/>
-              </w:rPr>
-              <w:t>合计金额</w:t>
-            </w:r>
-            <w:r>
-              <w:rPr>
-                <w:rFonts w:ascii="宋体" w:eastAsia="宋体" w:hAnsi="宋体"/>
-                <w:b/>
-                <w:bCs/>
-                <w:sz w:val="24"/>
-                <w:szCs w:val="24"/>
-              </w:rPr>
-              <w:t>]</w:t>
-            </w:r>
-            <w:r>
-              <w:rPr>
-                <w:rFonts w:ascii="宋体" w:eastAsia="宋体" w:hAnsi="宋体" w:hint="eastAsia"/>
-                <w:sz w:val="24"/>
-                <w:szCs w:val="24"/>
-              </w:rPr>
-              <w:t>元。</w:t>
-            </w:r>
-          </w:p>
-          <w:p>
-            <w:pPr>
-              <w:pStyle w:val="a9"/>
-              <w:numPr>
-                <w:ilvl w:val="0"/>
-                <w:numId w:val="1"/>
-              </w:numPr>
-              <w:ind w:leftChars="59" w:left="646" w:hangingChars="210" w:hanging="504"/>
-              <w:jc w:val="both"/>
-              <w:rPr>
-                <w:rFonts w:ascii="宋体" w:eastAsia="宋体" w:hAnsi="宋体"/>
-                <w:sz w:val="28"/>
-                <w:szCs w:val="28"/>
-              </w:rPr>
-            </w:pPr>
-            <w:r>
-              <w:rPr>
-                <w:rFonts w:ascii="宋体" w:eastAsia="宋体" w:hAnsi="宋体" w:hint="eastAsia"/>
-                <w:sz w:val="24"/>
-                <w:szCs w:val="24"/>
-              </w:rPr>
-              <w:t>请求判令</w:t>
-            </w:r>
-            <w:r>
-              <w:rPr>
-                <w:rFonts w:ascii="宋体" w:eastAsia="宋体" w:hAnsi="宋体"/>
-                <w:sz w:val="24"/>
-                <w:szCs w:val="24"/>
-              </w:rPr>
-              <w:t>[</w:t>
-            </w:r>
-            <w:r>
-              <w:rPr>
-                <w:rFonts w:ascii="宋体" w:eastAsia="宋体" w:hAnsi="宋体" w:hint="eastAsia"/>
-                <w:sz w:val="24"/>
-                <w:szCs w:val="24"/>
-              </w:rPr>
-              <w:t>保险</w:t>
-            </w:r>
-            <w:r>
-              <w:rPr>
-                <w:rFonts w:ascii="宋体" w:eastAsia="宋体" w:hAnsi="宋体"/>
-                <w:sz w:val="24"/>
-                <w:szCs w:val="24"/>
-              </w:rPr>
-              <w:t>公司</w:t>
-            </w:r>
-            <w:r>
-              <w:rPr>
-                <w:rFonts w:ascii="宋体" w:eastAsia="宋体" w:hAnsi="宋体"/>
-                <w:sz w:val="24"/>
-                <w:szCs w:val="24"/>
-              </w:rPr>
-              <w:t>]</w:t>
-            </w:r>
-            <w:r>
-              <w:rPr>
-                <w:rFonts w:ascii="宋体" w:eastAsia="宋体" w:hAnsi="宋体" w:hint="eastAsia"/>
-                <w:sz w:val="24"/>
-                <w:szCs w:val="24"/>
-              </w:rPr>
-              <w:t>在交强险保险责任限额内承担赔偿责任，</w:t>
-            </w:r>
-            <w:r>
-              <w:rPr>
-                <w:rFonts w:ascii="宋体" w:eastAsia="宋体" w:hAnsi="宋体"/>
-                <w:sz w:val="24"/>
-                <w:szCs w:val="24"/>
-              </w:rPr>
-              <w:t>[</w:t>
-            </w:r>
-            <w:r>
-              <w:rPr>
-                <w:rFonts w:ascii="宋体" w:eastAsia="宋体" w:hAnsi="宋体" w:hint="eastAsia"/>
-                <w:sz w:val="24"/>
-                <w:szCs w:val="24"/>
-              </w:rPr>
-              <w:t>商业险保险公司</w:t>
-            </w:r>
-            <w:r>
-              <w:rPr>
-                <w:rFonts w:ascii="宋体" w:eastAsia="宋体" w:hAnsi="宋体"/>
-                <w:sz w:val="24"/>
-                <w:szCs w:val="24"/>
-              </w:rPr>
-              <w:t>]</w:t>
-            </w:r>
-            <w:r>
-              <w:rPr>
-                <w:rFonts w:ascii="宋体" w:eastAsia="宋体" w:hAnsi="宋体" w:hint="eastAsia"/>
-                <w:sz w:val="24"/>
-                <w:szCs w:val="24"/>
-              </w:rPr>
-              <w:t>在机动车第三者责任保险</w:t>
-            </w:r>
-            <w:r>
-              <w:rPr>
-                <w:rFonts w:ascii="宋体" w:eastAsia="宋体" w:hAnsi="宋体" w:hint="eastAsia"/>
-                <w:sz w:val="24"/>
-                <w:szCs w:val="24"/>
-              </w:rPr>
-              <w:t>限额范围内承担赔偿责任。</w:t>
-            </w:r>
-          </w:p>
-          <w:p>
-            <w:pPr>
-              <w:pStyle w:val="a9"/>
-              <w:numPr>
-                <w:ilvl w:val="0"/>
-                <w:numId w:val="1"/>
-              </w:numPr>
-              <w:ind w:leftChars="59" w:left="646" w:hangingChars="210" w:hanging="504"/>
-              <w:jc w:val="both"/>
-              <w:rPr>
-                <w:rFonts w:ascii="宋体" w:eastAsia="宋体" w:hAnsi="宋体"/>
-                <w:sz w:val="28"/>
-                <w:szCs w:val="28"/>
-              </w:rPr>
-            </w:pPr>
-            <w:r>
-              <w:rPr>
-                <w:rFonts w:ascii="宋体" w:eastAsia="宋体" w:hAnsi="宋体" w:hint="eastAsia"/>
-                <w:sz w:val="24"/>
-                <w:szCs w:val="24"/>
-              </w:rPr>
-              <w:t>请求判令本案案件受理费由被告承担。</w:t>
-            </w:r>
-          </w:p>
-        </w:tc>
-      </w:tr>
-      <w:tr>
-        <w:trPr>
-          <w:trHeight w:val="618"/>
-          <w:jc w:val="center"/>
-        </w:trPr>
-        <w:tc>
-          <w:tcPr>
-            <w:tcW w:w="8296" w:type="dxa"/>
-            <w:gridSpan w:val="2"/>
-            <w:vAlign w:val="center"/>
-          </w:tcPr>
-          <w:p>
-            <w:pPr>
-              <w:spacing w:line="400" w:lineRule="exact"/>
-              <w:jc w:val="center"/>
-              <w:rPr>
-                <w:rFonts w:ascii="微软雅黑" w:eastAsia="微软雅黑" w:hAnsi="微软雅黑"/>
-                <w:b/>
-                <w:bCs/>
-                <w:sz w:val="21"/>
-                <w:szCs w:val="21"/>
-              </w:rPr>
-            </w:pPr>
-            <w:r>
-              <w:rPr>
-                <w:rFonts w:ascii="微软雅黑" w:eastAsia="微软雅黑" w:hAnsi="微软雅黑" w:hint="eastAsia"/>
-                <w:szCs w:val="21"/>
-              </w:rPr>
-              <w:t>索赔清单</w:t>
-            </w:r>
-          </w:p>
-        </w:tc>
-      </w:tr>
-      <w:tr>
-        <w:trPr>
-          <w:trHeight w:val="1413"/>
-          <w:jc w:val="center"/>
-        </w:trPr>
-        <w:tc>
-          <w:tcPr>
-            <w:tcW w:w="8296" w:type="dxa"/>
-            <w:gridSpan w:val="2"/>
-            <w:vAlign w:val="center"/>
-          </w:tcPr>
-          <w:p>
-            <w:pPr>
-              <w:pStyle w:val="a9"/>
-              <w:numPr>
-                <w:ilvl w:val="0"/>
-                <w:numId w:val="13"/>
-              </w:numPr>
-              <w:spacing w:line="440" w:lineRule="exact"/>
-              <w:ind w:left="598" w:hanging="536"/>
-              <w:rPr>
-                <w:sz w:val="24"/>
-              </w:rPr>
-            </w:pPr>
-            <w:r>
-              <w:rPr>
-                <w:rFonts w:hint="eastAsia"/>
-                <w:sz w:val="24"/>
-              </w:rPr>
-              <w:t>治疗费：{medicalFeeText}</w:t>
-            </w:r>
-          </w:p>
-          <w:p>
-            <w:pPr>
-              <w:pStyle w:val="a9"/>
-              <w:numPr>
-                <w:ilvl w:val="0"/>
-                <w:numId w:val="13"/>
-              </w:numPr>
-              <w:spacing w:line="440" w:lineRule="exact"/>
-              <w:ind w:left="598" w:hanging="536"/>
-              <w:rPr>
-                <w:sz w:val="24"/>
-              </w:rPr>
-            </w:pPr>
-            <w:r>
-              <w:rPr>
-                <w:rFonts w:hint="eastAsia"/>
-                <w:sz w:val="24"/>
-              </w:rPr>
-              <w:t>后期治疗费：{futureTreatmentText}{medicalFeeText}</w:t>
-            </w:r>
-          </w:p>
-          <w:p>
-            <w:pPr>
-              <w:pStyle w:val="a9"/>
-              <w:numPr>
-                <w:ilvl w:val="0"/>
-                <w:numId w:val="13"/>
-              </w:numPr>
-              <w:spacing w:line="440" w:lineRule="exact"/>
-              <w:ind w:left="598" w:hanging="536"/>
-              <w:rPr>
-                <w:sz w:val="24"/>
-              </w:rPr>
-            </w:pPr>
-            <w:r>
-              <w:rPr>
-                <w:rFonts w:hint="eastAsia"/>
-                <w:sz w:val="24"/>
-              </w:rPr>
-              <w:t>住院伙食补助费</w:t>
-            </w:r>
-            <w:r>
-              <w:rPr>
-                <w:rFonts w:hint="eastAsia"/>
-                <w:sz w:val="24"/>
-              </w:rPr>
-              <w:t xml:space="preserve">：{hospitalFoodText}</w:t>
-            </w:r>
-          </w:p>
-          <w:p>
-            <w:pPr>
-              <w:pStyle w:val="a9"/>
-              <w:numPr>
-                <w:ilvl w:val="0"/>
-                <w:numId w:val="13"/>
-              </w:numPr>
-              <w:spacing w:line="440" w:lineRule="exact"/>
-              <w:ind w:left="598" w:hanging="536"/>
-              <w:rPr>
-                <w:sz w:val="24"/>
-              </w:rPr>
-            </w:pPr>
-            <w:r>
-              <w:rPr>
-                <w:rFonts w:hint="eastAsia"/>
-                <w:sz w:val="24"/>
-              </w:rPr>
-              <w:t>营养费：{nutritionText}</w:t>
-            </w:r>
-          </w:p>
-          <w:p>
-            <w:pPr>
-              <w:pStyle w:val="a9"/>
-              <w:numPr>
-                <w:ilvl w:val="0"/>
-                <w:numId w:val="13"/>
-              </w:numPr>
-              <w:spacing w:line="440" w:lineRule="exact"/>
-              <w:ind w:left="598" w:hanging="536"/>
-              <w:rPr>
-                <w:sz w:val="24"/>
-              </w:rPr>
-            </w:pPr>
-            <w:r>
-              <w:rPr>
-                <w:rFonts w:hint="eastAsia"/>
-                <w:sz w:val="24"/>
-              </w:rPr>
-              <w:t>误工费：{lostWageText}</w:t>
-            </w:r>
-            <w:r>
-              <w:rPr>
-                <w:rFonts w:hint="eastAsia"/>
-                <w:sz w:val="24"/>
-              </w:rPr>
-              <w:t xml:space="preserve"> </w:t>
-            </w:r>
-          </w:p>
-          <w:p>
-            <w:pPr>
-              <w:pStyle w:val="a9"/>
-              <w:numPr>
-                <w:ilvl w:val="0"/>
-                <w:numId w:val="13"/>
-              </w:numPr>
-              <w:spacing w:line="440" w:lineRule="exact"/>
-              <w:ind w:left="598" w:hanging="536"/>
-              <w:rPr>
-                <w:sz w:val="24"/>
-              </w:rPr>
-            </w:pPr>
-            <w:r>
-              <w:rPr>
-                <w:rFonts w:hint="eastAsia"/>
-                <w:sz w:val="24"/>
-              </w:rPr>
-              <w:t>护理费：</w:t>
-            </w:r>
-            <w:r>
-              <w:rPr>
-                <w:rFonts w:hint="eastAsia"/>
-                <w:sz w:val="24"/>
-              </w:rPr>
-              <w:t xml:space="preserve">{nursingText}</w:t>
-            </w:r>
-          </w:p>
-          <w:p>
-            <w:pPr>
-              <w:pStyle w:val="a9"/>
-              <w:numPr>
-                <w:ilvl w:val="0"/>
-                <w:numId w:val="13"/>
-              </w:numPr>
-              <w:spacing w:line="440" w:lineRule="exact"/>
-              <w:ind w:left="598" w:hanging="536"/>
-              <w:rPr>
-                <w:sz w:val="24"/>
-              </w:rPr>
-            </w:pPr>
-            <w:r>
-              <w:rPr>
-                <w:rFonts w:hint="eastAsia"/>
-                <w:sz w:val="24"/>
-              </w:rPr>
-              <w:t>残疾赔偿金：{disabilityCompText}</w:t>
-            </w:r>
-          </w:p>
-          <w:p>
-            <w:pPr>
-              <w:pStyle w:val="a9"/>
-              <w:numPr>
-                <w:ilvl w:val="0"/>
-                <w:numId w:val="13"/>
-              </w:numPr>
-              <w:spacing w:line="440" w:lineRule="exact"/>
-              <w:ind w:left="598" w:hanging="536"/>
-              <w:rPr>
-                <w:sz w:val="24"/>
-              </w:rPr>
-            </w:pPr>
-            <w:r>
-              <w:rPr>
-                <w:rFonts w:hint="eastAsia"/>
-                <w:sz w:val="24"/>
-              </w:rPr>
-              <w:t>抚养/赡养费：{dependentText}</w:t>
-            </w:r>
-          </w:p>
-          <w:p>
-            <w:pPr>
-              <w:pStyle w:val="a9"/>
-              <w:numPr>
-                <w:ilvl w:val="0"/>
-                <w:numId w:val="13"/>
-              </w:numPr>
-              <w:spacing w:line="440" w:lineRule="exact"/>
-              <w:ind w:left="598" w:hanging="536"/>
-              <w:rPr>
-                <w:sz w:val="24"/>
-              </w:rPr>
-            </w:pPr>
-            <w:r>
-              <w:rPr>
-                <w:rFonts w:hint="eastAsia"/>
-                <w:sz w:val="24"/>
-              </w:rPr>
-              <w:t>精神抚慰金：{mentalCompText}</w:t>
-            </w:r>
-          </w:p>
-          <w:p>
-            <w:pPr>
-              <w:pStyle w:val="a9"/>
-              <w:numPr>
-                <w:ilvl w:val="0"/>
-                <w:numId w:val="13"/>
-              </w:numPr>
-              <w:spacing w:line="440" w:lineRule="exact"/>
-              <w:ind w:left="598" w:hanging="536"/>
-              <w:rPr>
-                <w:sz w:val="24"/>
-              </w:rPr>
-            </w:pPr>
-            <w:r>
-              <w:rPr>
-                <w:rFonts w:hint="eastAsia"/>
-                <w:sz w:val="24"/>
-              </w:rPr>
-              <w:t>交通费：</w:t>
-            </w:r>
-            <w:r>
-              <w:rPr>
-                <w:rFonts w:hint="eastAsia"/>
-                <w:sz w:val="24"/>
-              </w:rPr>
-              <w:t xml:space="preserve">{trafficFeeText}</w:t>
-            </w:r>
-          </w:p>
-          <w:p>
-            <w:pPr>
-              <w:pStyle w:val="a9"/>
-              <w:numPr>
-                <w:ilvl w:val="0"/>
-                <w:numId w:val="13"/>
-              </w:numPr>
-              <w:spacing w:line="440" w:lineRule="exact"/>
-              <w:ind w:left="598" w:hanging="536"/>
-              <w:rPr>
-                <w:sz w:val="24"/>
-              </w:rPr>
-            </w:pPr>
-            <w:r>
-              <w:rPr>
-                <w:rFonts w:hint="eastAsia"/>
-                <w:sz w:val="24"/>
-              </w:rPr>
-              <w:t>车辆维修费：{vehicleRepairText}</w:t>
-            </w:r>
-          </w:p>
-          <w:p>
-            <w:pPr>
-              <w:pStyle w:val="a9"/>
-              <w:numPr>
-                <w:ilvl w:val="0"/>
-                <w:numId w:val="13"/>
-              </w:numPr>
-              <w:spacing w:line="440" w:lineRule="exact"/>
-              <w:ind w:left="598" w:hanging="536"/>
-              <w:rPr>
-                <w:sz w:val="24"/>
-              </w:rPr>
-            </w:pPr>
-            <w:r>
-              <w:rPr>
-                <w:rFonts w:hint="eastAsia"/>
-                <w:sz w:val="24"/>
-              </w:rPr>
-              <w:t>鉴定费：{appraisalFeeText}</w:t>
-            </w:r>
-            <w:r>
-              <w:rPr>
-                <w:sz w:val="24"/>
-              </w:rPr>
-              <w:t>;</w:t>
-            </w:r>
-          </w:p>
-        </w:tc>
-      </w:tr>
-      <w:tr>
-        <w:trPr>
-          <w:trHeight w:val="567"/>
-          <w:jc w:val="center"/>
-        </w:trPr>
-        <w:tc>
-          <w:tcPr>
-            <w:tcW w:w="2405" w:type="dxa"/>
-            <w:vAlign w:val="center"/>
-          </w:tcPr>
-          <w:p>
-            <w:pPr>
-              <w:spacing w:line="260" w:lineRule="exact"/>
-              <w:rPr>
-                <w:rFonts w:ascii="微软雅黑" w:eastAsia="微软雅黑" w:hAnsi="微软雅黑"/>
-                <w:szCs w:val="21"/>
-              </w:rPr>
-            </w:pPr>
-            <w:r>
-              <w:rPr>
-                <w:rFonts w:ascii="微软雅黑" w:eastAsia="微软雅黑" w:hAnsi="微软雅黑" w:hint="eastAsia"/>
-                <w:szCs w:val="21"/>
-              </w:rPr>
-              <w:t>标的总额</w:t>
-            </w:r>
-          </w:p>
-        </w:tc>
-        <w:tc>
-          <w:tcPr>
-            <w:tcW w:w="5891" w:type="dxa"/>
-            <w:vAlign w:val="center"/>
-          </w:tcPr>
-          <w:p>
-            <w:r>
-              <w:t>原告各项损失合计</w:t>
-            </w:r>
-            <w:r>
-              <w:t>[]</w:t>
-            </w:r>
-            <w:r>
-              <w:rPr>
-                <w:rStyle w:val="af2"/>
-              </w:rPr>
-              <w:t>元</w:t>
-            </w:r>
-            <w:r>
-              <w:t>。</w:t>
-            </w:r>
-            <w:r>
-              <w:br/>
-              <w:t>被告保险公司已垫付医疗费</w:t>
-            </w:r>
-            <w:r>
-              <w:t>[]</w:t>
-            </w:r>
-            <w:r>
-              <w:rPr>
-                <w:rStyle w:val="af2"/>
-              </w:rPr>
-              <w:t>元</w:t>
-            </w:r>
-            <w:r>
-              <w:t>，应在最终赔偿款中予以扣除。</w:t>
-            </w:r>
-            <w:r>
-              <w:br/>
-            </w:r>
-            <w:r>
-              <w:rPr>
-                <w:rStyle w:val="af2"/>
-              </w:rPr>
-              <w:t>扣除后尚应赔偿：</w:t>
-            </w:r>
-            <w:r>
-              <w:rPr>
-                <w:rStyle w:val="af2"/>
-              </w:rPr>
-              <w:t>[]</w:t>
-            </w:r>
-            <w:r>
-              <w:rPr>
-                <w:rStyle w:val="af2"/>
-              </w:rPr>
-              <w:t xml:space="preserve"> 元。</w:t>
-            </w:r>
-          </w:p>
-          <w:p>
-            <w:pPr>
-              <w:spacing w:line="440" w:lineRule="exact"/>
-            </w:pPr>
-          </w:p>
-        </w:tc>
-      </w:tr>
-      <w:tr>
-        <w:trPr>
-          <w:trHeight w:val="689"/>
-          <w:jc w:val="center"/>
-        </w:trPr>
-        <w:tc>
-          <w:tcPr>
-            <w:tcW w:w="8296" w:type="dxa"/>
-            <w:gridSpan w:val="2"/>
-            <w:vAlign w:val="center"/>
-          </w:tcPr>
-          <w:p>
-            <w:pPr>
-              <w:spacing w:line="400" w:lineRule="exact"/>
-              <w:jc w:val="center"/>
-              <w:rPr>
-                <w:rFonts w:ascii="微软雅黑" w:eastAsia="微软雅黑" w:hAnsi="微软雅黑"/>
-                <w:szCs w:val="21"/>
-              </w:rPr>
-            </w:pPr>
-            <w:r>
-              <w:rPr>
-                <w:rFonts w:ascii="微软雅黑" w:eastAsia="微软雅黑" w:hAnsi="微软雅黑" w:hint="eastAsia"/>
-                <w:sz w:val="32"/>
-                <w:szCs w:val="32"/>
-              </w:rPr>
-              <w:t>事实和理由</w:t>
-            </w:r>
-          </w:p>
-        </w:tc>
-      </w:tr>
-      <w:tr>
-        <w:trPr>
-          <w:trHeight w:val="1041"/>
-          <w:jc w:val="center"/>
-        </w:trPr>
-        <w:tc>
-          <w:tcPr>
-            <w:tcW w:w="2405" w:type="dxa"/>
-            <w:vAlign w:val="center"/>
-          </w:tcPr>
-          <w:p>
-            <w:pPr>
-              <w:spacing w:line="260" w:lineRule="exact"/>
-              <w:rPr>
-                <w:rFonts w:ascii="微软雅黑" w:eastAsia="微软雅黑" w:hAnsi="微软雅黑"/>
-                <w:szCs w:val="21"/>
-              </w:rPr>
-            </w:pPr>
-            <w:r>
-              <w:rPr>
-                <w:rFonts w:ascii="微软雅黑" w:eastAsia="微软雅黑" w:hAnsi="微软雅黑" w:hint="eastAsia"/>
-                <w:szCs w:val="21"/>
-              </w:rPr>
-              <w:lastRenderedPageBreak/>
-              <w:t>1.交通事故发生情况</w:t>
-            </w:r>
-          </w:p>
-        </w:tc>
-        <w:tc>
-          <w:tcPr>
-            <w:tcW w:w="5891" w:type="dxa"/>
-            <w:vAlign w:val="center"/>
-          </w:tcPr>
-          <w:p>
-            <w:pPr>
-              <w:spacing w:line="320" w:lineRule="exact"/>
-              <w:ind w:firstLineChars="200" w:firstLine="420"/>
-              <w:rPr>
-                <w:rFonts w:ascii="微软雅黑" w:eastAsia="微软雅黑" w:hAnsi="微软雅黑"/>
-                <w:sz w:val="21"/>
-                <w:szCs w:val="21"/>
-                <w:lang w:eastAsia="zh"/>
-              </w:rPr>
-            </w:pPr>
-            <w:r>
-              <w:rPr>
-                <w:sz w:val="21"/>
-                <w:szCs w:val="21"/>
-              </w:rPr>
-              <w:t>{accidentFacts}</w:t>
-            </w:r>
-          </w:p>
-        </w:tc>
-      </w:tr>
-      <w:tr>
-        <w:trPr>
-          <w:trHeight w:val="437"/>
-          <w:jc w:val="center"/>
-        </w:trPr>
-        <w:tc>
-          <w:tcPr>
-            <w:tcW w:w="2405" w:type="dxa"/>
-            <w:vAlign w:val="center"/>
-          </w:tcPr>
-          <w:p>
-            <w:pPr>
-              <w:spacing w:line="260" w:lineRule="exact"/>
-              <w:rPr>
-                <w:rFonts w:ascii="微软雅黑" w:eastAsia="微软雅黑" w:hAnsi="微软雅黑"/>
-                <w:szCs w:val="21"/>
-              </w:rPr>
-            </w:pPr>
-            <w:r>
-              <w:rPr>
-                <w:rFonts w:ascii="微软雅黑" w:eastAsia="微软雅黑" w:hAnsi="微软雅黑" w:hint="eastAsia"/>
-                <w:szCs w:val="21"/>
-              </w:rPr>
-              <w:t>2.交通事故责任认定</w:t>
-            </w:r>
-          </w:p>
-        </w:tc>
-        <w:tc>
-          <w:tcPr>
-            <w:tcW w:w="5891" w:type="dxa"/>
-            <w:vAlign w:val="center"/>
-          </w:tcPr>
-          <w:p>
-            <w:pPr>
-              <w:spacing w:line="320" w:lineRule="exact"/>
-              <w:ind w:firstLineChars="200" w:firstLine="560"/>
-              <w:rPr>
-                <w:sz w:val="28"/>
-                <w:szCs w:val="28"/>
-              </w:rPr>
-            </w:pPr>
-            <w:r>
-              <w:rPr>
-                <w:sz w:val="21"/>
-                <w:szCs w:val="21"/>
-              </w:rPr>
-              <w:t>{liabilityDetermination}</w:t>
-            </w:r>
-          </w:p>
-        </w:tc>
-      </w:tr>
-      <w:tr>
-        <w:trPr>
-          <w:trHeight w:val="1022"/>
-          <w:jc w:val="center"/>
-        </w:trPr>
-        <w:tc>
-          <w:tcPr>
-            <w:tcW w:w="2405" w:type="dxa"/>
-            <w:vAlign w:val="center"/>
-          </w:tcPr>
-          <w:p>
-            <w:pPr>
-              <w:spacing w:line="260" w:lineRule="exact"/>
-              <w:rPr>
-                <w:rFonts w:ascii="微软雅黑" w:eastAsia="微软雅黑" w:hAnsi="微软雅黑"/>
-                <w:szCs w:val="21"/>
-              </w:rPr>
-            </w:pPr>
-            <w:r>
-              <w:rPr>
-                <w:rFonts w:ascii="微软雅黑" w:eastAsia="微软雅黑" w:hAnsi="微软雅黑" w:hint="eastAsia"/>
-                <w:szCs w:val="21"/>
-              </w:rPr>
-              <w:t>3.机动车投保情况</w:t>
-            </w:r>
-          </w:p>
-        </w:tc>
-        <w:tc>
-          <w:tcPr>
-            <w:tcW w:w="5891" w:type="dxa"/>
-            <w:vAlign w:val="center"/>
-          </w:tcPr>
-          <w:p>
-            <w:pPr>
-              <w:spacing w:line="320" w:lineRule="exact"/>
-              <w:ind w:firstLineChars="200" w:firstLine="420"/>
-              <w:rPr>
-                <w:rFonts w:ascii="微软雅黑" w:eastAsia="微软雅黑" w:hAnsi="微软雅黑"/>
-                <w:sz w:val="21"/>
-                <w:szCs w:val="21"/>
-                <w:lang w:eastAsia="zh"/>
-              </w:rPr>
-            </w:pPr>
-            <w:r>
-              <w:rPr>
-                <w:sz w:val="21"/>
-                <w:szCs w:val="21"/>
-              </w:rPr>
-              <w:t>{insuranceStatus}</w:t>
-            </w:r>
-          </w:p>
-        </w:tc>
-      </w:tr>
-      <w:tr>
-        <w:trPr>
-          <w:trHeight w:val="646"/>
-          <w:jc w:val="center"/>
-        </w:trPr>
-        <w:tc>
-          <w:tcPr>
-            <w:tcW w:w="2405" w:type="dxa"/>
-            <w:vAlign w:val="center"/>
-          </w:tcPr>
-          <w:p>
-            <w:pPr>
-              <w:spacing w:line="260" w:lineRule="exact"/>
-              <w:rPr>
-                <w:rFonts w:ascii="微软雅黑" w:eastAsia="微软雅黑" w:hAnsi="微软雅黑"/>
-                <w:szCs w:val="21"/>
-              </w:rPr>
-            </w:pPr>
-            <w:r>
-              <w:rPr>
-                <w:rFonts w:ascii="微软雅黑" w:eastAsia="微软雅黑" w:hAnsi="微软雅黑" w:hint="eastAsia"/>
-                <w:szCs w:val="21"/>
-              </w:rPr>
-              <w:t>4.其他情况及法律依据</w:t>
-            </w:r>
-          </w:p>
-        </w:tc>
-        <w:tc>
-          <w:tcPr>
-            <w:tcW w:w="5891" w:type="dxa"/>
-            <w:vAlign w:val="center"/>
-          </w:tcPr>
-          <w:p>
-            <w:pPr>
-              <w:spacing w:line="320" w:lineRule="exact"/>
-              <w:ind w:firstLineChars="200" w:firstLine="420"/>
-              <w:rPr>
-                <w:rFonts w:ascii="微软雅黑" w:eastAsia="微软雅黑" w:hAnsi="微软雅黑"/>
-                <w:sz w:val="21"/>
-                <w:szCs w:val="21"/>
-                <w:lang w:eastAsia="zh"/>
-              </w:rPr>
-            </w:pPr>
-            <w:r>
-              <w:rPr>
-                <w:sz w:val="21"/>
-                <w:szCs w:val="21"/>
-              </w:rPr>
-              <w:t>{otherFacts}</w:t>
-            </w:r>
-          </w:p>
-        </w:tc>
-      </w:tr>
-      <w:tr>
-        <w:trPr>
-          <w:trHeight w:val="577"/>
-          <w:jc w:val="center"/>
-        </w:trPr>
-        <w:tc>
-          <w:tcPr>
-            <w:tcW w:w="2405" w:type="dxa"/>
-            <w:vAlign w:val="center"/>
-          </w:tcPr>
-          <w:p>
-            <w:pPr>
-              <w:spacing w:after="240" w:line="260" w:lineRule="exact"/>
-              <w:rPr>
-                <w:rFonts w:ascii="微软雅黑" w:eastAsia="微软雅黑" w:hAnsi="微软雅黑"/>
-                <w:szCs w:val="21"/>
-              </w:rPr>
-            </w:pPr>
-            <w:r>
-              <w:rPr>
-                <w:rFonts w:ascii="微软雅黑" w:eastAsia="微软雅黑" w:hAnsi="微软雅黑" w:hint="eastAsia"/>
-                <w:szCs w:val="21"/>
-              </w:rPr>
-              <w:t>5.证据清单（可另附页）</w:t>
-            </w:r>
-          </w:p>
-        </w:tc>
-        <w:tc>
-          <w:tcPr>
-            <w:tcW w:w="5891" w:type="dxa"/>
-            <w:vAlign w:val="center"/>
-          </w:tcPr>
-          <w:p>
-            <w:pPr>
-              <w:spacing w:after="240" w:line="260" w:lineRule="exact"/>
-              <w:rPr>
-                <w:rFonts w:ascii="微软雅黑" w:eastAsia="微软雅黑" w:hAnsi="微软雅黑"/>
-                <w:szCs w:val="21"/>
-              </w:rPr>
-            </w:pPr>
-            <w:r>
-              <w:rPr>
-                <w:rFonts w:ascii="微软雅黑" w:eastAsia="微软雅黑" w:hAnsi="微软雅黑" w:hint="eastAsia"/>
-                <w:szCs w:val="21"/>
-              </w:rPr>
-              <w:t>另附</w:t>
-            </w:r>
-          </w:p>
-        </w:tc>
-      </w:tr>
-    </w:tbl>
-    <w:p>
-      <w:pPr>
-        <w:spacing w:line="260" w:lineRule="exact"/>
-        <w:rPr>
-          <w:rFonts w:ascii="微软雅黑" w:eastAsia="微软雅黑" w:hAnsi="微软雅黑"/>
-          <w:sz w:val="32"/>
-          <w:szCs w:val="32"/>
-        </w:rPr>
-      </w:pPr>
-    </w:p>
-    <w:p>
-      <w:pPr>
-        <w:wordWrap w:val="0"/>
-        <w:spacing w:line="360" w:lineRule="exact"/>
-        <w:ind w:right="2267" w:firstLineChars="1240" w:firstLine="3968"/>
-        <w:jc w:val="right"/>
-        <w:rPr>
-          <w:rFonts w:ascii="微软雅黑" w:eastAsia="微软雅黑" w:hAnsi="微软雅黑"/>
-          <w:sz w:val="32"/>
-          <w:szCs w:val="32"/>
-        </w:rPr>
-      </w:pPr>
-      <w:r>
-        <w:rPr>
-          <w:rFonts w:ascii="微软雅黑" w:eastAsia="微软雅黑" w:hAnsi="微软雅黑" w:hint="eastAsia"/>
-          <w:sz w:val="32"/>
-          <w:szCs w:val="32"/>
-        </w:rPr>
-        <w:t xml:space="preserve">具状人：{plaintiffSignName}</w:t>
-      </w:r>
-    </w:p>
-    <w:p>
-      <w:pPr>
-        <w:spacing w:line="240" w:lineRule="exact"/>
-        <w:jc w:val="right"/>
-        <w:rPr>
-          <w:rFonts w:ascii="微软雅黑" w:eastAsia="微软雅黑" w:hAnsi="微软雅黑"/>
-          <w:sz w:val="32"/>
-          <w:szCs w:val="32"/>
-        </w:rPr>
-      </w:pPr>
-    </w:p>
-    <w:p>
-      <w:pPr>
-        <w:spacing w:line="360" w:lineRule="exact"/>
-        <w:jc w:val="right"/>
-        <w:rPr>
-          <w:rFonts w:ascii="微软雅黑" w:eastAsia="微软雅黑" w:hAnsi="微软雅黑"/>
-          <w:sz w:val="32"/>
-          <w:szCs w:val="32"/>
-        </w:rPr>
-      </w:pPr>
-      <w:r>
-        <w:rPr>
-          <w:rFonts w:ascii="微软雅黑" w:eastAsia="微软雅黑" w:hAnsi="微软雅黑" w:hint="eastAsia"/>
-          <w:sz w:val="32"/>
-          <w:szCs w:val="32"/>
-        </w:rPr>
-        <w:t>日期：     年     月    日</w:t>
-      </w:r>
-    </w:p>
-    <w:p>
-      <w:pPr>
-        <w:spacing w:after="160" w:line="278" w:lineRule="auto"/>
-      </w:pPr>
-    </w:p>
-    <w:sectPr>
-      <w:pgSz w:w="11906" w:h="16838"/>
-      <w:pgMar w:top="1440" w:right="1800" w:bottom="1440" w:left="1800" w:header="851" w:footer="992" w:gutter="0"/>
-      <w:cols w:space="425"/>
-      <w:docGrid w:type="lines" w:linePitch="312"/>
-    </w:sectPr>
-  </w:body>
-</w:document>
+<file path=word/document.xml><?xml version="1.0" encoding="UTF-8" standalone="yes"?>
+<w:document xmlns:wpc="http://schemas.microsoft.com/office/word/2010/wordprocessingCanvas" xmlns:cx="http://schemas.microsoft.com/office/drawing/2014/chartex" xmlns:cx1="http://schemas.microsoft.com/office/drawing/2015/9/8/chartex" xmlns:cx2="http://schemas.microsoft.com/office/drawing/2015/10/21/chartex" xmlns:cx3="http://schemas.microsoft.com/office/drawing/2016/5/9/chartex" xmlns:cx4="http://schemas.microsoft.com/office/drawing/2016/5/10/chartex" xmlns:cx5="http://schemas.microsoft.com/office/drawing/2016/5/11/chartex" xmlns:cx6="http://schemas.microsoft.com/office/drawing/2016/5/12/chartex" xmlns:cx7="http://schemas.microsoft.com/office/drawing/2016/5/13/chartex" xmlns:cx8="http://schemas.microsoft.com/office/drawing/2016/5/14/chartex" xmlns:mc="http://schemas.openxmlformats.org/markup-compatibility/2006" xmlns:aink="http://schemas.microsoft.com/office/drawing/2016/ink" xmlns:am3d="http://schemas.microsoft.com/office/drawing/2017/model3d" xmlns:o="urn:schemas-microsoft-com:office:office" xmlns:oel="http://schemas.microsoft.com/office/2019/extlst" xmlns:r="http://schemas.openxmlformats.org/officeDocument/2006/relationships" xmlns:m="http://schemas.openxmlformats.org/officeDocument/2006/math" xmlns:v="urn:schemas-microsoft-com:vml" xmlns:wp14="http://schemas.microsoft.com/office/word/2010/wordprocessingDrawing" xmlns:wp="http://schemas.openxmlformats.org/drawingml/2006/wordprocessingDrawing" xmlns:w10="urn:schemas-microsoft-com:office:word" xmlns:w="http://schemas.openxmlformats.org/wordprocessingml/2006/main" xmlns:w14="http://schemas.microsoft.com/office/word/2010/wordml" xmlns:w15="http://schemas.microsoft.com/office/word/2012/wordml" xmlns:w16cex="http://schemas.microsoft.com/office/word/2018/wordml/cex" xmlns:w16cid="http://schemas.microsoft.com/office/word/2016/wordml/cid" xmlns:w16="http://schemas.microsoft.com/office/word/2018/wordml" xmlns:w16du="http://schemas.microsoft.com/office/word/2023/wordml/word16du" xmlns:w16sdtdh="http://schemas.microsoft.com/office/word/2020/wordml/sdtdatahash" xmlns:w16sdtfl="http://schemas.microsoft.com/office/word/2024/wordml/sdtformatlock" xmlns:w16se="http://schemas.microsoft.com/office/word/2015/wordml/symex" xmlns:wpg="http://schemas.microsoft.com/office/word/2010/wordprocessingGroup" xmlns:wpi="http://schemas.microsoft.com/office/word/2010/wordprocessingInk" xmlns:wne="http://schemas.microsoft.com/office/word/2006/wordml" xmlns:wps="http://schemas.microsoft.com/office/word/2010/wordprocessingShape" mc:Ignorable="w14 w15 w16se w16cid w16 w16cex w16sdtdh w16sdtfl w16du wp14"><w:body><w:p><w:pPr><w:spacing w:line="500" w:lineRule="exact"/><w:jc w:val="center"/><w:rPr><w:rFonts w:ascii="微软雅黑" w:eastAsia="微软雅黑" w:hAnsi="微软雅黑"/><w:sz w:val="44"/><w:szCs w:val="44"/></w:rPr></w:pPr><w:r><w:rPr><w:rFonts w:ascii="微软雅黑" w:eastAsia="微软雅黑" w:hAnsi="微软雅黑" w:hint="eastAsia"/><w:sz w:val="44"/><w:szCs w:val="44"/></w:rPr><w:t>民事起诉状</w:t></w:r></w:p><w:p><w:pPr><w:spacing w:line="500" w:lineRule="exact"/><w:jc w:val="center"/><w:rPr><w:rFonts w:ascii="微软雅黑" w:eastAsia="微软雅黑" w:hAnsi="微软雅黑"/><w:sz w:val="32"/><w:szCs w:val="32"/></w:rPr></w:pPr><w:r><w:rPr><w:rFonts w:ascii="微软雅黑" w:eastAsia="微软雅黑" w:hAnsi="微软雅黑" w:hint="eastAsia"/><w:sz w:val="32"/><w:szCs w:val="32"/></w:rPr><w:t>(机动车交通事故责任纠纷)</w:t></w:r></w:p><w:tbl><w:tblPr><w:tblStyle w:val="afa"/><w:tblW w:w="0" w:type="auto"/><w:jc w:val="center"/><w:tblLook w:val="04A0" w:firstRow="1" w:lastRow="0" w:firstColumn="1" w:lastColumn="0" w:noHBand="0" w:noVBand="1"/></w:tblPr><w:tblGrid><w:gridCol w:w="2405"/><w:gridCol w:w="5891"/></w:tblGrid>{@_CLAIM_ROWS_}
+        </w:tbl>
+        <w:p><w:r><w:t xml:space="preserve"> </w:t></w:r></w:p>
+    </w:tc></w:tr><w:tr><w:trPr><w:trHeight w:val="666"/><w:jc w:val="center"/></w:trPr><w:tc><w:tcPr><w:tcW w:w="8296" w:type="dxa"/><w:gridSpan w:val="2"/><w:vAlign w:val="center"/></w:tcPr><w:p><w:pPr><w:pStyle w:val="a9"/><w:numPr><w:ilvl w:val="0"/><w:numId w:val="1"/></w:numPr><w:ind w:leftChars="59" w:left="646" w:hangingChars="210" w:hanging="504"/><w:jc w:val="both"/><w:rPr><w:rFonts w:ascii="宋体" w:eastAsia="宋体" w:hAnsi="宋体"/><w:sz w:val="24"/><w:szCs w:val="24"/></w:rPr></w:pPr><w:r><w:rPr><w:rFonts w:ascii="宋体" w:eastAsia="宋体" w:hAnsi="宋体" w:hint="eastAsia"/><w:sz w:val="24"/><w:szCs w:val="24"/></w:rPr><w:t>请求判令被告</w:t></w:r><w:r><w:rPr><w:rFonts w:ascii="宋体" w:eastAsia="宋体" w:hAnsi="宋体"/><w:sz w:val="24"/><w:szCs w:val="24"/></w:rPr><w:t>{defendantDriver}</w:t></w:r><w:r><w:rPr><w:rFonts w:ascii="宋体" w:eastAsia="宋体" w:hAnsi="宋体" w:hint="eastAsia"/><w:sz w:val="24"/><w:szCs w:val="24"/></w:rPr><w:t>、</w:t></w:r><w:r><w:rPr><w:rFonts w:ascii="宋体" w:eastAsia="宋体" w:hAnsi="宋体"/><w:sz w:val="24"/><w:szCs w:val="24"/></w:rPr><w:t>[</w:t></w:r><w:r><w:rPr><w:rFonts w:ascii="宋体" w:eastAsia="宋体" w:hAnsi="宋体" w:hint="eastAsia"/><w:sz w:val="24"/><w:szCs w:val="24"/></w:rPr><w:t>车主</w:t></w:r><w:r><w:rPr><w:rFonts w:ascii="宋体" w:eastAsia="宋体" w:hAnsi="宋体"/><w:sz w:val="24"/><w:szCs w:val="24"/></w:rPr><w:t>]</w:t></w:r><w:r><w:rPr><w:rFonts w:ascii="宋体" w:eastAsia="宋体" w:hAnsi="宋体" w:hint="eastAsia"/><w:sz w:val="24"/><w:szCs w:val="24"/></w:rPr><w:t>共同赔偿原告经济损失共计人民币</w:t></w:r><w:r><w:rPr><w:rFonts w:ascii="宋体" w:eastAsia="宋体" w:hAnsi="宋体"/><w:b/><w:bCs/><w:sz w:val="24"/><w:szCs w:val="24"/></w:rPr><w:t>[</w:t></w:r><w:r><w:rPr><w:rFonts w:ascii="宋体" w:eastAsia="宋体" w:hAnsi="宋体" w:hint="eastAsia"/><w:b/><w:bCs/><w:sz w:val="24"/><w:szCs w:val="24"/></w:rPr><w:t>合计金额</w:t></w:r><w:r><w:rPr><w:rFonts w:ascii="宋体" w:eastAsia="宋体" w:hAnsi="宋体"/><w:b/><w:bCs/><w:sz w:val="24"/><w:szCs w:val="24"/></w:rPr><w:t>]</w:t></w:r><w:r><w:rPr><w:rFonts w:ascii="宋体" w:eastAsia="宋体" w:hAnsi="宋体" w:hint="eastAsia"/><w:sz w:val="24"/><w:szCs w:val="24"/></w:rPr><w:t>元。</w:t></w:r></w:p><w:p><w:pPr><w:pStyle w:val="a9"/><w:numPr><w:ilvl w:val="0"/><w:numId w:val="1"/></w:numPr><w:ind w:leftChars="59" w:left="646" w:hangingChars="210" w:hanging="504"/><w:jc w:val="both"/><w:rPr><w:rFonts w:ascii="宋体" w:eastAsia="宋体" w:hAnsi="宋体"/><w:sz w:val="28"/><w:szCs w:val="28"/></w:rPr></w:pPr><w:r><w:rPr><w:rFonts w:ascii="宋体" w:eastAsia="宋体" w:hAnsi="宋体" w:hint="eastAsia"/><w:sz w:val="24"/><w:szCs w:val="24"/></w:rPr><w:t>请求判令</w:t></w:r><w:r><w:rPr><w:rFonts w:ascii="宋体" w:eastAsia="宋体" w:hAnsi="宋体"/><w:sz w:val="24"/><w:szCs w:val="24"/></w:rPr><w:t>[</w:t></w:r><w:r><w:rPr><w:rFonts w:ascii="宋体" w:eastAsia="宋体" w:hAnsi="宋体" w:hint="eastAsia"/><w:sz w:val="24"/><w:szCs w:val="24"/></w:rPr><w:t>保险</w:t></w:r><w:r><w:rPr><w:rFonts w:ascii="宋体" w:eastAsia="宋体" w:hAnsi="宋体"/><w:sz w:val="24"/><w:szCs w:val="24"/></w:rPr><w:t>公司</w:t></w:r><w:r><w:rPr><w:rFonts w:ascii="宋体" w:eastAsia="宋体" w:hAnsi="宋体"/><w:sz w:val="24"/><w:szCs w:val="24"/></w:rPr><w:t>]</w:t></w:r><w:r><w:rPr><w:rFonts w:ascii="宋体" w:eastAsia="宋体" w:hAnsi="宋体" w:hint="eastAsia"/><w:sz w:val="24"/><w:szCs w:val="24"/></w:rPr><w:t>在交强险保险责任限额内承担赔偿责任，</w:t></w:r><w:r><w:rPr><w:rFonts w:ascii="宋体" w:eastAsia="宋体" w:hAnsi="宋体"/><w:sz w:val="24"/><w:szCs w:val="24"/></w:rPr><w:t>[</w:t></w:r><w:r><w:rPr><w:rFonts w:ascii="宋体" w:eastAsia="宋体" w:hAnsi="宋体" w:hint="eastAsia"/><w:sz w:val="24"/><w:szCs w:val="24"/></w:rPr><w:t>商业险保险公司</w:t></w:r><w:r><w:rPr><w:rFonts w:ascii="宋体" w:eastAsia="宋体" w:hAnsi="宋体"/><w:sz w:val="24"/><w:szCs w:val="24"/></w:rPr><w:t>]</w:t></w:r><w:r><w:rPr><w:rFonts w:ascii="宋体" w:eastAsia="宋体" w:hAnsi="宋体" w:hint="eastAsia"/><w:sz w:val="24"/><w:szCs w:val="24"/></w:rPr><w:t>在机动车第三者责任保险</w:t></w:r><w:r><w:rPr><w:rFonts w:ascii="宋体" w:eastAsia="宋体" w:hAnsi="宋体" w:hint="eastAsia"/><w:sz w:val="24"/><w:szCs w:val="24"/></w:rPr><w:t>限额范围内承担赔偿责任。</w:t></w:r></w:p><w:p><w:pPr><w:pStyle w:val="a9"/><w:numPr><w:ilvl w:val="0"/><w:numId w:val="1"/></w:numPr><w:ind w:leftChars="59" w:left="646" w:hangingChars="210" w:hanging="504"/><w:jc w:val="both"/><w:rPr><w:rFonts w:ascii="宋体" w:eastAsia="宋体" w:hAnsi="宋体"/><w:sz w:val="28"/><w:szCs w:val="28"/></w:rPr></w:pPr><w:r><w:rPr><w:rFonts w:ascii="宋体" w:eastAsia="宋体" w:hAnsi="宋体" w:hint="eastAsia"/><w:sz w:val="24"/><w:szCs w:val="24"/></w:rPr><w:t>请求判令本案案件受理费由被告承担。</w:t></w:r></w:p></w:tc></w:tr><w:tr><w:trPr><w:trHeight w:val="618"/><w:jc w:val="center"/></w:trPr><w:tc><w:tcPr><w:tcW w:w="8296" w:type="dxa"/><w:gridSpan w:val="2"/><w:vAlign w:val="center"/></w:tcPr><w:p><w:pPr><w:spacing w:line="400" w:lineRule="exact"/><w:jc w:val="center"/><w:rPr><w:rFonts w:ascii="微软雅黑" w:eastAsia="微软雅黑" w:hAnsi="微软雅黑"/><w:b/><w:bCs/><w:sz w:val="21"/><w:szCs w:val="21"/></w:rPr></w:pPr><w:r><w:rPr><w:rFonts w:ascii="微软雅黑" w:eastAsia="微软雅黑" w:hAnsi="微软雅黑" w:hint="eastAsia"/><w:szCs w:val="21"/></w:rPr><w:t>索赔清单</w:t></w:r></w:p></w:tc></w:tr><w:tr><w:trPr><w:trHeight w:val="1413"/><w:jc w:val="center"/></w:trPr><w:tc><w:tcPr><w:tcW w:w="8296" w:type="dxa"/><w:gridSpan w:val="2"/><w:vAlign w:val="center"/></w:tcPr><w:p><w:pPr><w:pStyle w:val="a9"/><w:numPr><w:ilvl w:val="0"/><w:numId w:val="13"/></w:numPr><w:spacing w:line="440" w:lineRule="exact"/><w:ind w:left="598" w:hanging="536"/><w:rPr><w:sz w:val="24"/></w:rPr></w:pPr><w:r><w:rPr><w:rFonts w:hint="eastAsia"/><w:sz w:val="24"/></w:rPr><w:t>治疗费：{medicalFeeText}</w:t></w:r></w:p><w:p><w:pPr><w:pStyle w:val="a9"/><w:numPr><w:ilvl w:val="0"/><w:numId w:val="13"/></w:numPr><w:spacing w:line="440" w:lineRule="exact"/><w:ind w:left="598" w:hanging="536"/><w:rPr><w:sz w:val="24"/></w:rPr></w:pPr><w:r><w:rPr><w:rFonts w:hint="eastAsia"/><w:sz w:val="24"/></w:rPr><w:t>后期治疗费：{futureTreatmentText}{medicalFeeText}</w:t></w:r></w:p><w:p><w:pPr><w:pStyle w:val="a9"/><w:numPr><w:ilvl w:val="0"/><w:numId w:val="13"/></w:numPr><w:spacing w:line="440" w:lineRule="exact"/><w:ind w:left="598" w:hanging="536"/><w:rPr><w:sz w:val="24"/></w:rPr></w:pPr><w:r><w:rPr><w:rFonts w:hint="eastAsia"/><w:sz w:val="24"/></w:rPr><w:t>住院伙食补助费</w:t></w:r><w:r><w:rPr><w:rFonts w:hint="eastAsia"/><w:sz w:val="24"/></w:rPr><w:t xml:space="preserve">：{hospitalFoodText}</w:t></w:r></w:p><w:p><w:pPr><w:pStyle w:val="a9"/><w:numPr><w:ilvl w:val="0"/><w:numId w:val="13"/></w:numPr><w:spacing w:line="440" w:lineRule="exact"/><w:ind w:left="598" w:hanging="536"/><w:rPr><w:sz w:val="24"/></w:rPr></w:pPr><w:r><w:rPr><w:rFonts w:hint="eastAsia"/><w:sz w:val="24"/></w:rPr><w:t>营养费：{nutritionText}</w:t></w:r></w:p><w:p><w:pPr><w:pStyle w:val="a9"/><w:numPr><w:ilvl w:val="0"/><w:numId w:val="13"/></w:numPr><w:spacing w:line="440" w:lineRule="exact"/><w:ind w:left="598" w:hanging="536"/><w:rPr><w:sz w:val="24"/></w:rPr></w:pPr><w:r><w:rPr><w:rFonts w:hint="eastAsia"/><w:sz w:val="24"/></w:rPr><w:t>误工费：{lostWageText}</w:t></w:r><w:r><w:rPr><w:rFonts w:hint="eastAsia"/><w:sz w:val="24"/></w:rPr><w:t xml:space="preserve"> </w:t></w:r></w:p><w:p><w:pPr><w:pStyle w:val="a9"/><w:numPr><w:ilvl w:val="0"/><w:numId w:val="13"/></w:numPr><w:spacing w:line="440" w:lineRule="exact"/><w:ind w:left="598" w:hanging="536"/><w:rPr><w:sz w:val="24"/></w:rPr></w:pPr><w:r><w:rPr><w:rFonts w:hint="eastAsia"/><w:sz w:val="24"/></w:rPr><w:t>护理费：</w:t></w:r><w:r><w:rPr><w:rFonts w:hint="eastAsia"/><w:sz w:val="24"/></w:rPr><w:t xml:space="preserve">{nursingText}</w:t></w:r></w:p><w:p><w:pPr><w:pStyle w:val="a9"/><w:numPr><w:ilvl w:val="0"/><w:numId w:val="13"/></w:numPr><w:spacing w:line="440" w:lineRule="exact"/><w:ind w:left="598" w:hanging="536"/><w:rPr><w:sz w:val="24"/></w:rPr></w:pPr><w:r><w:rPr><w:rFonts w:hint="eastAsia"/><w:sz w:val="24"/></w:rPr><w:t>残疾赔偿金：{disabilityCompText}</w:t></w:r></w:p><w:p><w:pPr><w:pStyle w:val="a9"/><w:numPr><w:ilvl w:val="0"/><w:numId w:val="13"/></w:numPr><w:spacing w:line="440" w:lineRule="exact"/><w:ind w:left="598" w:hanging="536"/><w:rPr><w:sz w:val="24"/></w:rPr></w:pPr><w:r><w:rPr><w:rFonts w:hint="eastAsia"/><w:sz w:val="24"/></w:rPr><w:t>抚养/赡养费：{dependentText}</w:t></w:r></w:p><w:p><w:pPr><w:pStyle w:val="a9"/><w:numPr><w:ilvl w:val="0"/><w:numId w:val="13"/></w:numPr><w:spacing w:line="440" w:lineRule="exact"/><w:ind w:left="598" w:hanging="536"/><w:rPr><w:sz w:val="24"/></w:rPr></w:pPr><w:r><w:rPr><w:rFonts w:hint="eastAsia"/><w:sz w:val="24"/></w:rPr><w:t>精神抚慰金：{mentalCompText}</w:t></w:r></w:p><w:p><w:pPr><w:pStyle w:val="a9"/><w:numPr><w:ilvl w:val="0"/><w:numId w:val="13"/></w:numPr><w:spacing w:line="440" w:lineRule="exact"/><w:ind w:left="598" w:hanging="536"/><w:rPr><w:sz w:val="24"/></w:rPr></w:pPr><w:r><w:rPr><w:rFonts w:hint="eastAsia"/><w:sz w:val="24"/></w:rPr><w:t>交通费：</w:t></w:r><w:r><w:rPr><w:rFonts w:hint="eastAsia"/><w:sz w:val="24"/></w:rPr><w:t xml:space="preserve">{trafficFeeText}</w:t></w:r></w:p><w:p><w:pPr><w:pStyle w:val="a9"/><w:numPr><w:ilvl w:val="0"/><w:numId w:val="13"/></w:numPr><w:spacing w:line="440" w:lineRule="exact"/><w:ind w:left="598" w:hanging="536"/><w:rPr><w:sz w:val="24"/></w:rPr></w:pPr><w:r><w:rPr><w:rFonts w:hint="eastAsia"/><w:sz w:val="24"/></w:rPr><w:t>车辆维修费：{vehicleRepairText}</w:t></w:r></w:p><w:p><w:pPr><w:pStyle w:val="a9"/><w:numPr><w:ilvl w:val="0"/><w:numId w:val="13"/></w:numPr><w:spacing w:line="440" w:lineRule="exact"/><w:ind w:left="598" w:hanging="536"/><w:rPr><w:sz w:val="24"/></w:rPr></w:pPr><w:r><w:rPr><w:rFonts w:hint="eastAsia"/><w:sz w:val="24"/></w:rPr><w:t>鉴定费：{appraisalFeeText}</w:t></w:r><w:r><w:rPr><w:sz w:val="24"/></w:rPr><w:t>;</w:t></w:r></w:p></w:tc></w:tr><w:tr><w:trPr><w:trHeight w:val="567"/><w:jc w:val="center"/></w:trPr><w:tc><w:tcPr><w:tcW w:w="2405" w:type="dxa"/><w:vAlign w:val="center"/></w:tcPr><w:p><w:pPr><w:spacing w:line="260" w:lineRule="exact"/><w:rPr><w:rFonts w:ascii="微软雅黑" w:eastAsia="微软雅黑" w:hAnsi="微软雅黑"/><w:szCs w:val="21"/></w:rPr></w:pPr><w:r><w:rPr><w:rFonts w:ascii="微软雅黑" w:eastAsia="微软雅黑" w:hAnsi="微软雅黑" w:hint="eastAsia"/><w:szCs w:val="21"/></w:rPr><w:t>标的总额</w:t></w:r></w:p></w:tc><w:tc><w:tcPr><w:tcW w:w="5891" w:type="dxa"/><w:vAlign w:val="center"/></w:tcPr><w:p><w:r><w:t>原告各项损失合计</w:t></w:r><w:r><w:t>[]</w:t></w:r><w:r><w:rPr><w:rStyle w:val="af2"/></w:rPr><w:t>元</w:t></w:r><w:r><w:t>。</w:t></w:r><w:r><w:br/><w:t>被告保险公司已垫付医疗费</w:t></w:r><w:r><w:t>[]</w:t></w:r><w:r><w:rPr><w:rStyle w:val="af2"/></w:rPr><w:t>元</w:t></w:r><w:r><w:t>，应在最终赔偿款中予以扣除。</w:t></w:r><w:r><w:br/></w:r><w:r><w:rPr><w:rStyle w:val="af2"/></w:rPr><w:t>扣除后尚应赔偿：</w:t></w:r><w:r><w:rPr><w:rStyle w:val="af2"/></w:rPr><w:t>[]</w:t></w:r><w:r><w:rPr><w:rStyle w:val="af2"/></w:rPr><w:t xml:space="preserve"> 元。</w:t></w:r></w:p><w:p><w:pPr><w:spacing w:line="440" w:lineRule="exact"/></w:pPr></w:p></w:tc></w:tr><w:tr><w:trPr><w:trHeight w:val="689"/><w:jc w:val="center"/></w:trPr><w:tc><w:tcPr><w:tcW w:w="8296" w:type="dxa"/><w:gridSpan w:val="2"/><w:vAlign w:val="center"/></w:tcPr><w:p><w:pPr><w:spacing w:line="400" w:lineRule="exact"/><w:jc w:val="center"/><w:rPr><w:rFonts w:ascii="微软雅黑" w:eastAsia="微软雅黑" w:hAnsi="微软雅黑"/><w:szCs w:val="21"/></w:rPr></w:pPr><w:r><w:rPr><w:rFonts w:ascii="微软雅黑" w:eastAsia="微软雅黑" w:hAnsi="微软雅黑" w:hint="eastAsia"/><w:sz w:val="32"/><w:szCs w:val="32"/></w:rPr><w:t>事实和理由</w:t></w:r></w:p></w:tc></w:tr><w:tr><w:trPr><w:trHeight w:val="1041"/><w:jc w:val="center"/></w:trPr><w:tc><w:tcPr><w:tcW w:w="2405" w:type="dxa"/><w:vAlign w:val="center"/></w:tcPr><w:p><w:pPr><w:spacing w:line="260" w:lineRule="exact"/><w:rPr><w:rFonts w:ascii="微软雅黑" w:eastAsia="微软雅黑" w:hAnsi="微软雅黑"/><w:szCs w:val="21"/></w:rPr></w:pPr><w:r><w:rPr><w:rFonts w:ascii="微软雅黑" w:eastAsia="微软雅黑" w:hAnsi="微软雅黑" w:hint="eastAsia"/><w:szCs w:val="21"/></w:rPr><w:lastRenderedPageBreak/><w:t>1.交通事故发生情况</w:t></w:r></w:p></w:tc><w:tc><w:tcPr><w:tcW w:w="5891" w:type="dxa"/><w:vAlign w:val="center"/></w:tcPr><w:p><w:pPr><w:spacing w:line="320" w:lineRule="exact"/><w:ind w:firstLineChars="200" w:firstLine="420"/><w:rPr><w:rFonts w:ascii="微软雅黑" w:eastAsia="微软雅黑" w:hAnsi="微软雅黑"/><w:sz w:val="21"/><w:szCs w:val="21"/><w:lang w:eastAsia="zh"/></w:rPr></w:pPr><w:r><w:rPr><w:sz w:val="21"/><w:szCs w:val="21"/></w:rPr><w:t>{accidentFacts}</w:t></w:r></w:p></w:tc></w:tr><w:tr><w:trPr><w:trHeight w:val="437"/><w:jc w:val="center"/></w:trPr><w:tc><w:tcPr><w:tcW w:w="2405" w:type="dxa"/><w:vAlign w:val="center"/></w:tcPr><w:p><w:pPr><w:spacing w:line="260" w:lineRule="exact"/><w:rPr><w:rFonts w:ascii="微软雅黑" w:eastAsia="微软雅黑" w:hAnsi="微软雅黑"/><w:szCs w:val="21"/></w:rPr></w:pPr><w:r><w:rPr><w:rFonts w:ascii="微软雅黑" w:eastAsia="微软雅黑" w:hAnsi="微软雅黑" w:hint="eastAsia"/><w:szCs w:val="21"/></w:rPr><w:t>2.交通事故责任认定</w:t></w:r></w:p></w:tc><w:tc><w:tcPr><w:tcW w:w="5891" w:type="dxa"/><w:vAlign w:val="center"/></w:tcPr><w:p><w:pPr><w:spacing w:line="320" w:lineRule="exact"/><w:ind w:firstLineChars="200" w:firstLine="560"/><w:rPr><w:sz w:val="28"/><w:szCs w:val="28"/></w:rPr></w:pPr><w:r><w:rPr><w:sz w:val="21"/><w:szCs w:val="21"/></w:rPr><w:t>{liabilityDetermination}</w:t></w:r></w:p></w:tc></w:tr><w:tr><w:trPr><w:trHeight w:val="1022"/><w:jc w:val="center"/></w:trPr><w:tc><w:tcPr><w:tcW w:w="2405" w:type="dxa"/><w:vAlign w:val="center"/></w:tcPr><w:p><w:pPr><w:spacing w:line="260" w:lineRule="exact"/><w:rPr><w:rFonts w:ascii="微软雅黑" w:eastAsia="微软雅黑" w:hAnsi="微软雅黑"/><w:szCs w:val="21"/></w:rPr></w:pPr><w:r><w:rPr><w:rFonts w:ascii="微软雅黑" w:eastAsia="微软雅黑" w:hAnsi="微软雅黑" w:hint="eastAsia"/><w:szCs w:val="21"/></w:rPr><w:t>3.机动车投保情况</w:t></w:r></w:p></w:tc><w:tc><w:tcPr><w:tcW w:w="5891" w:type="dxa"/><w:vAlign w:val="center"/></w:tcPr><w:p><w:pPr><w:spacing w:line="320" w:lineRule="exact"/><w:ind w:firstLineChars="200" w:firstLine="420"/><w:rPr><w:rFonts w:ascii="微软雅黑" w:eastAsia="微软雅黑" w:hAnsi="微软雅黑"/><w:sz w:val="21"/><w:szCs w:val="21"/><w:lang w:eastAsia="zh"/></w:rPr></w:pPr><w:r><w:rPr><w:sz w:val="21"/><w:szCs w:val="21"/></w:rPr><w:t>{insuranceStatus}</w:t></w:r></w:p></w:tc></w:tr><w:tr><w:trPr><w:trHeight w:val="646"/><w:jc w:val="center"/></w:trPr><w:tc><w:tcPr><w:tcW w:w="2405" w:type="dxa"/><w:vAlign w:val="center"/></w:tcPr><w:p><w:pPr><w:spacing w:line="260" w:lineRule="exact"/><w:rPr><w:rFonts w:ascii="微软雅黑" w:eastAsia="微软雅黑" w:hAnsi="微软雅黑"/><w:szCs w:val="21"/></w:rPr></w:pPr><w:r><w:rPr><w:rFonts w:ascii="微软雅黑" w:eastAsia="微软雅黑" w:hAnsi="微软雅黑" w:hint="eastAsia"/><w:szCs w:val="21"/></w:rPr><w:t>4.其他情况及法律依据</w:t></w:r></w:p></w:tc><w:tc><w:tcPr><w:tcW w:w="5891" w:type="dxa"/><w:vAlign w:val="center"/></w:tcPr><w:p><w:pPr><w:spacing w:line="320" w:lineRule="exact"/><w:ind w:firstLineChars="200" w:firstLine="420"/><w:rPr><w:rFonts w:ascii="微软雅黑" w:eastAsia="微软雅黑" w:hAnsi="微软雅黑"/><w:sz w:val="21"/><w:szCs w:val="21"/><w:lang w:eastAsia="zh"/></w:rPr></w:pPr><w:r><w:rPr><w:sz w:val="21"/><w:szCs w:val="21"/></w:rPr><w:t>{otherFacts}</w:t></w:r></w:p></w:tc></w:tr><w:tr><w:trPr><w:trHeight w:val="577"/><w:jc w:val="center"/></w:trPr><w:tc><w:tcPr><w:tcW w:w="2405" w:type="dxa"/><w:vAlign w:val="center"/></w:tcPr><w:p><w:pPr><w:spacing w:after="240" w:line="260" w:lineRule="exact"/><w:rPr><w:rFonts w:ascii="微软雅黑" w:eastAsia="微软雅黑" w:hAnsi="微软雅黑"/><w:szCs w:val="21"/></w:rPr></w:pPr><w:r><w:rPr><w:rFonts w:ascii="微软雅黑" w:eastAsia="微软雅黑" w:hAnsi="微软雅黑" w:hint="eastAsia"/><w:szCs w:val="21"/></w:rPr><w:t>5.证据清单（可另附页）</w:t></w:r></w:p></w:tc><w:tc><w:tcPr><w:tcW w:w="5891" w:type="dxa"/><w:vAlign w:val="center"/></w:tcPr><w:p><w:pPr><w:spacing w:after="240" w:line="260" w:lineRule="exact"/><w:rPr><w:rFonts w:ascii="微软雅黑" w:eastAsia="微软雅黑" w:hAnsi="微软雅黑"/><w:szCs w:val="21"/></w:rPr></w:pPr><w:r><w:rPr><w:rFonts w:ascii="微软雅黑" w:eastAsia="微软雅黑" w:hAnsi="微软雅黑" w:hint="eastAsia"/><w:szCs w:val="21"/></w:rPr><w:t>另附</w:t></w:r></w:p></w:tc></w:tr></w:tbl><w:p><w:pPr><w:spacing w:line="260" w:lineRule="exact"/><w:rPr><w:rFonts w:ascii="微软雅黑" w:eastAsia="微软雅黑" w:hAnsi="微软雅黑"/><w:sz w:val="32"/><w:szCs w:val="32"/></w:rPr></w:pPr></w:p><w:p><w:pPr><w:wordWrap w:val="0"/><w:spacing w:line="360" w:lineRule="exact"/><w:ind w:right="2267" w:firstLineChars="1240" w:firstLine="3968"/><w:jc w:val="right"/><w:rPr><w:rFonts w:ascii="微软雅黑" w:eastAsia="微软雅黑" w:hAnsi="微软雅黑"/><w:sz w:val="32"/><w:szCs w:val="32"/></w:rPr></w:pPr><w:r><w:rPr><w:rFonts w:ascii="微软雅黑" w:eastAsia="微软雅黑" w:hAnsi="微软雅黑" w:hint="eastAsia"/><w:sz w:val="32"/><w:szCs w:val="32"/></w:rPr><w:t xml:space="preserve">具状人：{plaintiffSignName}</w:t></w:r></w:p><w:p><w:pPr><w:spacing w:line="240" w:lineRule="exact"/><w:jc w:val="right"/><w:rPr><w:rFonts w:ascii="微软雅黑" w:eastAsia="微软雅黑" w:hAnsi="微软雅黑"/><w:sz w:val="32"/><w:szCs w:val="32"/></w:rPr></w:pPr></w:p><w:p><w:pPr><w:spacing w:line="360" w:lineRule="exact"/><w:jc w:val="right"/><w:rPr><w:rFonts w:ascii="微软雅黑" w:eastAsia="微软雅黑" w:hAnsi="微软雅黑"/><w:sz w:val="32"/><w:szCs w:val="32"/></w:rPr></w:pPr><w:r><w:rPr><w:rFonts w:ascii="微软雅黑" w:eastAsia="微软雅黑" w:hAnsi="微软雅黑" w:hint="eastAsia"/><w:sz w:val="32"/><w:szCs w:val="32"/></w:rPr><w:t>日期：     年     月    日</w:t></w:r></w:p><w:p><w:pPr><w:spacing w:after="160" w:line="278" w:lineRule="auto"/></w:pPr></w:p><w:sectPr><w:pgSz w:w="11906" w:h="16838"/><w:pgMar w:top="1440" w:right="1800" w:bottom="1440" w:left="1800" w:header="851" w:footer="992" w:gutter="0"/><w:cols w:space="425"/><w:docGrid w:type="lines" w:linePitch="312"/></w:sectPr></w:body></w:document>
 </file>
 
 <file path=word/endnotes.xml><?xml version="1.0" encoding="utf-8"?>
